--- a/P1/TI.1.2. PAO202651_SOAP_DOTNET_SINBDD_NRC_36883_GR07/01. UML/02. ECUD/ECUD_SOAP_DOTNET_SINBDD_GR07.docx
+++ b/P1/TI.1.2. PAO202651_SOAP_DOTNET_SINBDD_NRC_36883_GR07/01. UML/02. ECUD/ECUD_SOAP_DOTNET_SINBDD_GR07.docx
@@ -322,7 +322,7 @@
                                 <w:szCs w:val="28"/>
                                 <w:lang w:eastAsia="es-EC"/>
                               </w:rPr>
-                              <w:t>14/10/2026</w:t>
+                              <w:t>27/10/2026</w:t>
                             </w:r>
                             <w:r>
                               <w:rPr>
@@ -614,7 +614,7 @@
                           <w:szCs w:val="28"/>
                           <w:lang w:eastAsia="es-EC"/>
                         </w:rPr>
-                        <w:t>14/10/2026</w:t>
+                        <w:t>27/10/2026</w:t>
                       </w:r>
                       <w:r>
                         <w:rPr>
@@ -4293,7 +4293,7 @@
       <w:pPr>
         <w:pStyle w:val="Ttulo1"/>
       </w:pPr>
-      <w:bookmarkStart w:id="0" w:name="_Toc242892453"/>
+      <w:bookmarkStart w:id="0" w:name="_Toc243988529"/>
       <w:r>
         <w:lastRenderedPageBreak/>
         <w:t xml:space="preserve">ESPECIFICACIÓN DE </w:t>
@@ -4346,7 +4346,7 @@
           <w:r>
             <w:fldChar w:fldCharType="separate"/>
           </w:r>
-          <w:hyperlink w:anchor="_Toc242892453" w:history="1">
+          <w:hyperlink w:anchor="_Toc243988529" w:history="1">
             <w:r>
               <w:rPr>
                 <w:rStyle w:val="Hipervnculo"/>
@@ -4373,7 +4373,7 @@
                 <w:noProof/>
                 <w:webHidden/>
               </w:rPr>
-              <w:instrText xml:space="preserve"> PAGEREF _Toc242892453 \h </w:instrText>
+              <w:instrText xml:space="preserve"> PAGEREF _Toc243988529 \h </w:instrText>
             </w:r>
             <w:r>
               <w:rPr>
@@ -4418,7 +4418,7 @@
               <w:lang w:val="es-MX" w:eastAsia="es-MX"/>
             </w:rPr>
           </w:pPr>
-          <w:hyperlink w:anchor="_Toc242892454" w:history="1">
+          <w:hyperlink w:anchor="_Toc243988530" w:history="1">
             <w:r>
               <w:rPr>
                 <w:rStyle w:val="Hipervnculo"/>
@@ -4461,7 +4461,7 @@
                 <w:noProof/>
                 <w:webHidden/>
               </w:rPr>
-              <w:instrText xml:space="preserve"> PAGEREF _Toc242892454 \h </w:instrText>
+              <w:instrText xml:space="preserve"> PAGEREF _Toc243988530 \h </w:instrText>
             </w:r>
             <w:r>
               <w:rPr>
@@ -4481,7 +4481,7 @@
                 <w:noProof/>
                 <w:webHidden/>
               </w:rPr>
-              <w:t>5</w:t>
+              <w:t>3</w:t>
             </w:r>
             <w:r>
               <w:rPr>
@@ -4506,7 +4506,7 @@
               <w:lang w:val="es-MX" w:eastAsia="es-MX"/>
             </w:rPr>
           </w:pPr>
-          <w:hyperlink w:anchor="_Toc242892455" w:history="1">
+          <w:hyperlink w:anchor="_Toc243988531" w:history="1">
             <w:r>
               <w:rPr>
                 <w:rStyle w:val="Hipervnculo"/>
@@ -4549,7 +4549,7 @@
                 <w:noProof/>
                 <w:webHidden/>
               </w:rPr>
-              <w:instrText xml:space="preserve"> PAGEREF _Toc242892455 \h </w:instrText>
+              <w:instrText xml:space="preserve"> PAGEREF _Toc243988531 \h </w:instrText>
             </w:r>
             <w:r>
               <w:rPr>
@@ -4569,7 +4569,7 @@
                 <w:noProof/>
                 <w:webHidden/>
               </w:rPr>
-              <w:t>5</w:t>
+              <w:t>3</w:t>
             </w:r>
             <w:r>
               <w:rPr>
@@ -4594,7 +4594,7 @@
               <w:lang w:val="es-MX" w:eastAsia="es-MX"/>
             </w:rPr>
           </w:pPr>
-          <w:hyperlink w:anchor="_Toc242892456" w:history="1">
+          <w:hyperlink w:anchor="_Toc243988532" w:history="1">
             <w:r>
               <w:rPr>
                 <w:rStyle w:val="Hipervnculo"/>
@@ -4637,7 +4637,7 @@
                 <w:noProof/>
                 <w:webHidden/>
               </w:rPr>
-              <w:instrText xml:space="preserve"> PAGEREF _Toc242892456 \h </w:instrText>
+              <w:instrText xml:space="preserve"> PAGEREF _Toc243988532 \h </w:instrText>
             </w:r>
             <w:r>
               <w:rPr>
@@ -4657,7 +4657,7 @@
                 <w:noProof/>
                 <w:webHidden/>
               </w:rPr>
-              <w:t>5</w:t>
+              <w:t>3</w:t>
             </w:r>
             <w:r>
               <w:rPr>
@@ -4682,7 +4682,7 @@
               <w:lang w:val="es-MX" w:eastAsia="es-MX"/>
             </w:rPr>
           </w:pPr>
-          <w:hyperlink w:anchor="_Toc242892457" w:history="1">
+          <w:hyperlink w:anchor="_Toc243988533" w:history="1">
             <w:r>
               <w:rPr>
                 <w:rStyle w:val="Hipervnculo"/>
@@ -4725,7 +4725,7 @@
                 <w:noProof/>
                 <w:webHidden/>
               </w:rPr>
-              <w:instrText xml:space="preserve"> PAGEREF _Toc242892457 \h </w:instrText>
+              <w:instrText xml:space="preserve"> PAGEREF _Toc243988533 \h </w:instrText>
             </w:r>
             <w:r>
               <w:rPr>
@@ -4745,7 +4745,7 @@
                 <w:noProof/>
                 <w:webHidden/>
               </w:rPr>
-              <w:t>5</w:t>
+              <w:t>4</w:t>
             </w:r>
             <w:r>
               <w:rPr>
@@ -4770,7 +4770,7 @@
               <w:lang w:val="es-MX" w:eastAsia="es-MX"/>
             </w:rPr>
           </w:pPr>
-          <w:hyperlink w:anchor="_Toc242892458" w:history="1">
+          <w:hyperlink w:anchor="_Toc243988534" w:history="1">
             <w:r>
               <w:rPr>
                 <w:rStyle w:val="Hipervnculo"/>
@@ -4813,7 +4813,7 @@
                 <w:noProof/>
                 <w:webHidden/>
               </w:rPr>
-              <w:instrText xml:space="preserve"> PAGEREF _Toc242892458 \h </w:instrText>
+              <w:instrText xml:space="preserve"> PAGEREF _Toc243988534 \h </w:instrText>
             </w:r>
             <w:r>
               <w:rPr>
@@ -4833,7 +4833,7 @@
                 <w:noProof/>
                 <w:webHidden/>
               </w:rPr>
-              <w:t>5</w:t>
+              <w:t>4</w:t>
             </w:r>
             <w:r>
               <w:rPr>
@@ -4858,7 +4858,7 @@
               <w:lang w:val="es-MX" w:eastAsia="es-MX"/>
             </w:rPr>
           </w:pPr>
-          <w:hyperlink w:anchor="_Toc242892459" w:history="1">
+          <w:hyperlink w:anchor="_Toc243988535" w:history="1">
             <w:r>
               <w:rPr>
                 <w:rStyle w:val="Hipervnculo"/>
@@ -4901,7 +4901,7 @@
                 <w:noProof/>
                 <w:webHidden/>
               </w:rPr>
-              <w:instrText xml:space="preserve"> PAGEREF _Toc242892459 \h </w:instrText>
+              <w:instrText xml:space="preserve"> PAGEREF _Toc243988535 \h </w:instrText>
             </w:r>
             <w:r>
               <w:rPr>
@@ -4921,7 +4921,7 @@
                 <w:noProof/>
                 <w:webHidden/>
               </w:rPr>
-              <w:t>6</w:t>
+              <w:t>4</w:t>
             </w:r>
             <w:r>
               <w:rPr>
@@ -4946,7 +4946,7 @@
               <w:lang w:val="es-MX" w:eastAsia="es-MX"/>
             </w:rPr>
           </w:pPr>
-          <w:hyperlink w:anchor="_Toc242892460" w:history="1">
+          <w:hyperlink w:anchor="_Toc243988536" w:history="1">
             <w:r>
               <w:rPr>
                 <w:rStyle w:val="Hipervnculo"/>
@@ -4989,7 +4989,7 @@
                 <w:noProof/>
                 <w:webHidden/>
               </w:rPr>
-              <w:instrText xml:space="preserve"> PAGEREF _Toc242892460 \h </w:instrText>
+              <w:instrText xml:space="preserve"> PAGEREF _Toc243988536 \h </w:instrText>
             </w:r>
             <w:r>
               <w:rPr>
@@ -5009,7 +5009,7 @@
                 <w:noProof/>
                 <w:webHidden/>
               </w:rPr>
-              <w:t>6</w:t>
+              <w:t>4</w:t>
             </w:r>
             <w:r>
               <w:rPr>
@@ -5034,7 +5034,7 @@
               <w:lang w:val="es-MX" w:eastAsia="es-MX"/>
             </w:rPr>
           </w:pPr>
-          <w:hyperlink w:anchor="_Toc242892461" w:history="1">
+          <w:hyperlink w:anchor="_Toc243988537" w:history="1">
             <w:r>
               <w:rPr>
                 <w:rStyle w:val="Hipervnculo"/>
@@ -5077,7 +5077,7 @@
                 <w:noProof/>
                 <w:webHidden/>
               </w:rPr>
-              <w:instrText xml:space="preserve"> PAGEREF _Toc242892461 \h </w:instrText>
+              <w:instrText xml:space="preserve"> PAGEREF _Toc243988537 \h </w:instrText>
             </w:r>
             <w:r>
               <w:rPr>
@@ -5097,7 +5097,7 @@
                 <w:noProof/>
                 <w:webHidden/>
               </w:rPr>
-              <w:t>6</w:t>
+              <w:t>5</w:t>
             </w:r>
             <w:r>
               <w:rPr>
@@ -5122,7 +5122,7 @@
               <w:lang w:val="es-MX" w:eastAsia="es-MX"/>
             </w:rPr>
           </w:pPr>
-          <w:hyperlink w:anchor="_Toc242892462" w:history="1">
+          <w:hyperlink w:anchor="_Toc243988538" w:history="1">
             <w:r>
               <w:rPr>
                 <w:rStyle w:val="Hipervnculo"/>
@@ -5165,7 +5165,7 @@
                 <w:noProof/>
                 <w:webHidden/>
               </w:rPr>
-              <w:instrText xml:space="preserve"> PAGEREF _Toc242892462 \h </w:instrText>
+              <w:instrText xml:space="preserve"> PAGEREF _Toc243988538 \h </w:instrText>
             </w:r>
             <w:r>
               <w:rPr>
@@ -5185,7 +5185,7 @@
                 <w:noProof/>
                 <w:webHidden/>
               </w:rPr>
-              <w:t>6</w:t>
+              <w:t>5</w:t>
             </w:r>
             <w:r>
               <w:rPr>
@@ -5210,7 +5210,7 @@
               <w:lang w:val="es-MX" w:eastAsia="es-MX"/>
             </w:rPr>
           </w:pPr>
-          <w:hyperlink w:anchor="_Toc242892463" w:history="1">
+          <w:hyperlink w:anchor="_Toc243988539" w:history="1">
             <w:r>
               <w:rPr>
                 <w:rStyle w:val="Hipervnculo"/>
@@ -5253,7 +5253,7 @@
                 <w:noProof/>
                 <w:webHidden/>
               </w:rPr>
-              <w:instrText xml:space="preserve"> PAGEREF _Toc242892463 \h </w:instrText>
+              <w:instrText xml:space="preserve"> PAGEREF _Toc243988539 \h </w:instrText>
             </w:r>
             <w:r>
               <w:rPr>
@@ -5273,7 +5273,7 @@
                 <w:noProof/>
                 <w:webHidden/>
               </w:rPr>
-              <w:t>7</w:t>
+              <w:t>6</w:t>
             </w:r>
             <w:r>
               <w:rPr>
@@ -5298,7 +5298,7 @@
               <w:lang w:val="es-MX" w:eastAsia="es-MX"/>
             </w:rPr>
           </w:pPr>
-          <w:hyperlink w:anchor="_Toc242892464" w:history="1">
+          <w:hyperlink w:anchor="_Toc243988540" w:history="1">
             <w:r>
               <w:rPr>
                 <w:rStyle w:val="Hipervnculo"/>
@@ -5341,7 +5341,7 @@
                 <w:noProof/>
                 <w:webHidden/>
               </w:rPr>
-              <w:instrText xml:space="preserve"> PAGEREF _Toc242892464 \h </w:instrText>
+              <w:instrText xml:space="preserve"> PAGEREF _Toc243988540 \h </w:instrText>
             </w:r>
             <w:r>
               <w:rPr>
@@ -5361,7 +5361,7 @@
                 <w:noProof/>
                 <w:webHidden/>
               </w:rPr>
-              <w:t>8</w:t>
+              <w:t>6</w:t>
             </w:r>
             <w:r>
               <w:rPr>
@@ -5386,7 +5386,7 @@
               <w:lang w:val="es-MX" w:eastAsia="es-MX"/>
             </w:rPr>
           </w:pPr>
-          <w:hyperlink w:anchor="_Toc242892465" w:history="1">
+          <w:hyperlink w:anchor="_Toc243988541" w:history="1">
             <w:r>
               <w:rPr>
                 <w:rStyle w:val="Hipervnculo"/>
@@ -5429,7 +5429,7 @@
                 <w:noProof/>
                 <w:webHidden/>
               </w:rPr>
-              <w:instrText xml:space="preserve"> PAGEREF _Toc242892465 \h </w:instrText>
+              <w:instrText xml:space="preserve"> PAGEREF _Toc243988541 \h </w:instrText>
             </w:r>
             <w:r>
               <w:rPr>
@@ -5449,7 +5449,7 @@
                 <w:noProof/>
                 <w:webHidden/>
               </w:rPr>
-              <w:t>8</w:t>
+              <w:t>6</w:t>
             </w:r>
             <w:r>
               <w:rPr>
@@ -5474,7 +5474,7 @@
               <w:lang w:val="es-MX" w:eastAsia="es-MX"/>
             </w:rPr>
           </w:pPr>
-          <w:hyperlink w:anchor="_Toc242892466" w:history="1">
+          <w:hyperlink w:anchor="_Toc243988542" w:history="1">
             <w:r>
               <w:rPr>
                 <w:rStyle w:val="Hipervnculo"/>
@@ -5517,7 +5517,7 @@
                 <w:noProof/>
                 <w:webHidden/>
               </w:rPr>
-              <w:instrText xml:space="preserve"> PAGEREF _Toc242892466 \h </w:instrText>
+              <w:instrText xml:space="preserve"> PAGEREF _Toc243988542 \h </w:instrText>
             </w:r>
             <w:r>
               <w:rPr>
@@ -5537,7 +5537,7 @@
                 <w:noProof/>
                 <w:webHidden/>
               </w:rPr>
-              <w:t>8</w:t>
+              <w:t>6</w:t>
             </w:r>
             <w:r>
               <w:rPr>
@@ -5562,7 +5562,7 @@
               <w:lang w:val="es-MX" w:eastAsia="es-MX"/>
             </w:rPr>
           </w:pPr>
-          <w:hyperlink w:anchor="_Toc242892467" w:history="1">
+          <w:hyperlink w:anchor="_Toc243988543" w:history="1">
             <w:r>
               <w:rPr>
                 <w:rStyle w:val="Hipervnculo"/>
@@ -5605,7 +5605,7 @@
                 <w:noProof/>
                 <w:webHidden/>
               </w:rPr>
-              <w:instrText xml:space="preserve"> PAGEREF _Toc242892467 \h </w:instrText>
+              <w:instrText xml:space="preserve"> PAGEREF _Toc243988543 \h </w:instrText>
             </w:r>
             <w:r>
               <w:rPr>
@@ -5625,7 +5625,7 @@
                 <w:noProof/>
                 <w:webHidden/>
               </w:rPr>
-              <w:t>8</w:t>
+              <w:t>6</w:t>
             </w:r>
             <w:r>
               <w:rPr>
@@ -5650,7 +5650,7 @@
               <w:lang w:val="es-MX" w:eastAsia="es-MX"/>
             </w:rPr>
           </w:pPr>
-          <w:hyperlink w:anchor="_Toc242892468" w:history="1">
+          <w:hyperlink w:anchor="_Toc243988544" w:history="1">
             <w:r>
               <w:rPr>
                 <w:rStyle w:val="Hipervnculo"/>
@@ -5693,7 +5693,7 @@
                 <w:noProof/>
                 <w:webHidden/>
               </w:rPr>
-              <w:instrText xml:space="preserve"> PAGEREF _Toc242892468 \h </w:instrText>
+              <w:instrText xml:space="preserve"> PAGEREF _Toc243988544 \h </w:instrText>
             </w:r>
             <w:r>
               <w:rPr>
@@ -5713,7 +5713,7 @@
                 <w:noProof/>
                 <w:webHidden/>
               </w:rPr>
-              <w:t>9</w:t>
+              <w:t>7</w:t>
             </w:r>
             <w:r>
               <w:rPr>
@@ -5738,7 +5738,7 @@
               <w:lang w:val="es-MX" w:eastAsia="es-MX"/>
             </w:rPr>
           </w:pPr>
-          <w:hyperlink w:anchor="_Toc242892469" w:history="1">
+          <w:hyperlink w:anchor="_Toc243988545" w:history="1">
             <w:r>
               <w:rPr>
                 <w:rStyle w:val="Hipervnculo"/>
@@ -5781,7 +5781,7 @@
                 <w:noProof/>
                 <w:webHidden/>
               </w:rPr>
-              <w:instrText xml:space="preserve"> PAGEREF _Toc242892469 \h </w:instrText>
+              <w:instrText xml:space="preserve"> PAGEREF _Toc243988545 \h </w:instrText>
             </w:r>
             <w:r>
               <w:rPr>
@@ -5801,7 +5801,7 @@
                 <w:noProof/>
                 <w:webHidden/>
               </w:rPr>
-              <w:t>9</w:t>
+              <w:t>7</w:t>
             </w:r>
             <w:r>
               <w:rPr>
@@ -5826,7 +5826,7 @@
               <w:lang w:val="es-MX" w:eastAsia="es-MX"/>
             </w:rPr>
           </w:pPr>
-          <w:hyperlink w:anchor="_Toc242892470" w:history="1">
+          <w:hyperlink w:anchor="_Toc243988546" w:history="1">
             <w:r>
               <w:rPr>
                 <w:rStyle w:val="Hipervnculo"/>
@@ -5869,7 +5869,7 @@
                 <w:noProof/>
                 <w:webHidden/>
               </w:rPr>
-              <w:instrText xml:space="preserve"> PAGEREF _Toc242892470 \h </w:instrText>
+              <w:instrText xml:space="preserve"> PAGEREF _Toc243988546 \h </w:instrText>
             </w:r>
             <w:r>
               <w:rPr>
@@ -5889,7 +5889,7 @@
                 <w:noProof/>
                 <w:webHidden/>
               </w:rPr>
-              <w:t>10</w:t>
+              <w:t>8</w:t>
             </w:r>
             <w:r>
               <w:rPr>
@@ -5914,7 +5914,7 @@
               <w:lang w:val="es-MX" w:eastAsia="es-MX"/>
             </w:rPr>
           </w:pPr>
-          <w:hyperlink w:anchor="_Toc242892471" w:history="1">
+          <w:hyperlink w:anchor="_Toc243988547" w:history="1">
             <w:r>
               <w:rPr>
                 <w:rStyle w:val="Hipervnculo"/>
@@ -5957,7 +5957,7 @@
                 <w:noProof/>
                 <w:webHidden/>
               </w:rPr>
-              <w:instrText xml:space="preserve"> PAGEREF _Toc242892471 \h </w:instrText>
+              <w:instrText xml:space="preserve"> PAGEREF _Toc243988547 \h </w:instrText>
             </w:r>
             <w:r>
               <w:rPr>
@@ -5977,7 +5977,7 @@
                 <w:noProof/>
                 <w:webHidden/>
               </w:rPr>
-              <w:t>11</w:t>
+              <w:t>9</w:t>
             </w:r>
             <w:r>
               <w:rPr>
@@ -6002,7 +6002,7 @@
               <w:lang w:val="es-MX" w:eastAsia="es-MX"/>
             </w:rPr>
           </w:pPr>
-          <w:hyperlink w:anchor="_Toc242892472" w:history="1">
+          <w:hyperlink w:anchor="_Toc243988548" w:history="1">
             <w:r>
               <w:rPr>
                 <w:rStyle w:val="Hipervnculo"/>
@@ -6045,7 +6045,7 @@
                 <w:noProof/>
                 <w:webHidden/>
               </w:rPr>
-              <w:instrText xml:space="preserve"> PAGEREF _Toc242892472 \h </w:instrText>
+              <w:instrText xml:space="preserve"> PAGEREF _Toc243988548 \h </w:instrText>
             </w:r>
             <w:r>
               <w:rPr>
@@ -6065,7 +6065,7 @@
                 <w:noProof/>
                 <w:webHidden/>
               </w:rPr>
-              <w:t>12</w:t>
+              <w:t>10</w:t>
             </w:r>
             <w:r>
               <w:rPr>
@@ -6090,7 +6090,7 @@
               <w:lang w:val="es-MX" w:eastAsia="es-MX"/>
             </w:rPr>
           </w:pPr>
-          <w:hyperlink w:anchor="_Toc242892473" w:history="1">
+          <w:hyperlink w:anchor="_Toc243988549" w:history="1">
             <w:r>
               <w:rPr>
                 <w:rStyle w:val="Hipervnculo"/>
@@ -6133,7 +6133,7 @@
                 <w:noProof/>
                 <w:webHidden/>
               </w:rPr>
-              <w:instrText xml:space="preserve"> PAGEREF _Toc242892473 \h </w:instrText>
+              <w:instrText xml:space="preserve"> PAGEREF _Toc243988549 \h </w:instrText>
             </w:r>
             <w:r>
               <w:rPr>
@@ -6153,7 +6153,7 @@
                 <w:noProof/>
                 <w:webHidden/>
               </w:rPr>
-              <w:t>13</w:t>
+              <w:t>11</w:t>
             </w:r>
             <w:r>
               <w:rPr>
@@ -6178,7 +6178,7 @@
               <w:lang w:val="es-MX" w:eastAsia="es-MX"/>
             </w:rPr>
           </w:pPr>
-          <w:hyperlink w:anchor="_Toc242892474" w:history="1">
+          <w:hyperlink w:anchor="_Toc243988550" w:history="1">
             <w:r>
               <w:rPr>
                 <w:rStyle w:val="Hipervnculo"/>
@@ -6221,7 +6221,7 @@
                 <w:noProof/>
                 <w:webHidden/>
               </w:rPr>
-              <w:instrText xml:space="preserve"> PAGEREF _Toc242892474 \h </w:instrText>
+              <w:instrText xml:space="preserve"> PAGEREF _Toc243988550 \h </w:instrText>
             </w:r>
             <w:r>
               <w:rPr>
@@ -6241,7 +6241,7 @@
                 <w:noProof/>
                 <w:webHidden/>
               </w:rPr>
-              <w:t>14</w:t>
+              <w:t>12</w:t>
             </w:r>
             <w:r>
               <w:rPr>
@@ -6266,7 +6266,7 @@
               <w:lang w:val="es-MX" w:eastAsia="es-MX"/>
             </w:rPr>
           </w:pPr>
-          <w:hyperlink w:anchor="_Toc242892475" w:history="1">
+          <w:hyperlink w:anchor="_Toc243988551" w:history="1">
             <w:r>
               <w:rPr>
                 <w:rStyle w:val="Hipervnculo"/>
@@ -6309,7 +6309,7 @@
                 <w:noProof/>
                 <w:webHidden/>
               </w:rPr>
-              <w:instrText xml:space="preserve"> PAGEREF _Toc242892475 \h </w:instrText>
+              <w:instrText xml:space="preserve"> PAGEREF _Toc243988551 \h </w:instrText>
             </w:r>
             <w:r>
               <w:rPr>
@@ -6329,7 +6329,7 @@
                 <w:noProof/>
                 <w:webHidden/>
               </w:rPr>
-              <w:t>15</w:t>
+              <w:t>13</w:t>
             </w:r>
             <w:r>
               <w:rPr>
@@ -6354,7 +6354,7 @@
               <w:lang w:val="es-MX" w:eastAsia="es-MX"/>
             </w:rPr>
           </w:pPr>
-          <w:hyperlink w:anchor="_Toc242892476" w:history="1">
+          <w:hyperlink w:anchor="_Toc243988552" w:history="1">
             <w:r>
               <w:rPr>
                 <w:rStyle w:val="Hipervnculo"/>
@@ -6397,7 +6397,7 @@
                 <w:noProof/>
                 <w:webHidden/>
               </w:rPr>
-              <w:instrText xml:space="preserve"> PAGEREF _Toc242892476 \h </w:instrText>
+              <w:instrText xml:space="preserve"> PAGEREF _Toc243988552 \h </w:instrText>
             </w:r>
             <w:r>
               <w:rPr>
@@ -6417,7 +6417,7 @@
                 <w:noProof/>
                 <w:webHidden/>
               </w:rPr>
-              <w:t>16</w:t>
+              <w:t>14</w:t>
             </w:r>
             <w:r>
               <w:rPr>
@@ -6442,7 +6442,7 @@
               <w:lang w:val="es-MX" w:eastAsia="es-MX"/>
             </w:rPr>
           </w:pPr>
-          <w:hyperlink w:anchor="_Toc242892477" w:history="1">
+          <w:hyperlink w:anchor="_Toc243988553" w:history="1">
             <w:r>
               <w:rPr>
                 <w:rStyle w:val="Hipervnculo"/>
@@ -6485,7 +6485,7 @@
                 <w:noProof/>
                 <w:webHidden/>
               </w:rPr>
-              <w:instrText xml:space="preserve"> PAGEREF _Toc242892477 \h </w:instrText>
+              <w:instrText xml:space="preserve"> PAGEREF _Toc243988553 \h </w:instrText>
             </w:r>
             <w:r>
               <w:rPr>
@@ -6505,7 +6505,7 @@
                 <w:noProof/>
                 <w:webHidden/>
               </w:rPr>
-              <w:t>16</w:t>
+              <w:t>15</w:t>
             </w:r>
             <w:r>
               <w:rPr>
@@ -6530,7 +6530,7 @@
               <w:lang w:val="es-MX" w:eastAsia="es-MX"/>
             </w:rPr>
           </w:pPr>
-          <w:hyperlink w:anchor="_Toc242892478" w:history="1">
+          <w:hyperlink w:anchor="_Toc243988554" w:history="1">
             <w:r>
               <w:rPr>
                 <w:rStyle w:val="Hipervnculo"/>
@@ -6573,7 +6573,7 @@
                 <w:noProof/>
                 <w:webHidden/>
               </w:rPr>
-              <w:instrText xml:space="preserve"> PAGEREF _Toc242892478 \h </w:instrText>
+              <w:instrText xml:space="preserve"> PAGEREF _Toc243988554 \h </w:instrText>
             </w:r>
             <w:r>
               <w:rPr>
@@ -6593,7 +6593,7 @@
                 <w:noProof/>
                 <w:webHidden/>
               </w:rPr>
-              <w:t>17</w:t>
+              <w:t>15</w:t>
             </w:r>
             <w:r>
               <w:rPr>
@@ -6618,7 +6618,7 @@
               <w:lang w:val="es-MX" w:eastAsia="es-MX"/>
             </w:rPr>
           </w:pPr>
-          <w:hyperlink w:anchor="_Toc242892479" w:history="1">
+          <w:hyperlink w:anchor="_Toc243988555" w:history="1">
             <w:r>
               <w:rPr>
                 <w:rStyle w:val="Hipervnculo"/>
@@ -6661,7 +6661,7 @@
                 <w:noProof/>
                 <w:webHidden/>
               </w:rPr>
-              <w:instrText xml:space="preserve"> PAGEREF _Toc242892479 \h </w:instrText>
+              <w:instrText xml:space="preserve"> PAGEREF _Toc243988555 \h </w:instrText>
             </w:r>
             <w:r>
               <w:rPr>
@@ -6681,7 +6681,7 @@
                 <w:noProof/>
                 <w:webHidden/>
               </w:rPr>
-              <w:t>18</w:t>
+              <w:t>16</w:t>
             </w:r>
             <w:r>
               <w:rPr>
@@ -6705,7 +6705,7 @@
               <w:lang w:val="es-MX" w:eastAsia="es-MX"/>
             </w:rPr>
           </w:pPr>
-          <w:hyperlink w:anchor="_Toc242892480" w:history="1">
+          <w:hyperlink w:anchor="_Toc243988556" w:history="1">
             <w:r>
               <w:rPr>
                 <w:rStyle w:val="Hipervnculo"/>
@@ -6732,7 +6732,7 @@
                 <w:noProof/>
                 <w:webHidden/>
               </w:rPr>
-              <w:instrText xml:space="preserve"> PAGEREF _Toc242892480 \h </w:instrText>
+              <w:instrText xml:space="preserve"> PAGEREF _Toc243988556 \h </w:instrText>
             </w:r>
             <w:r>
               <w:rPr>
@@ -6752,7 +6752,7 @@
                 <w:noProof/>
                 <w:webHidden/>
               </w:rPr>
-              <w:t>19</w:t>
+              <w:t>17</w:t>
             </w:r>
             <w:r>
               <w:rPr>
@@ -6776,7 +6776,7 @@
               <w:lang w:val="es-MX" w:eastAsia="es-MX"/>
             </w:rPr>
           </w:pPr>
-          <w:hyperlink w:anchor="_Toc242892481" w:history="1">
+          <w:hyperlink w:anchor="_Toc243988557" w:history="1">
             <w:r>
               <w:rPr>
                 <w:rStyle w:val="Hipervnculo"/>
@@ -6803,7 +6803,7 @@
                 <w:noProof/>
                 <w:webHidden/>
               </w:rPr>
-              <w:instrText xml:space="preserve"> PAGEREF _Toc242892481 \h </w:instrText>
+              <w:instrText xml:space="preserve"> PAGEREF _Toc243988557 \h </w:instrText>
             </w:r>
             <w:r>
               <w:rPr>
@@ -6823,7 +6823,7 @@
                 <w:noProof/>
                 <w:webHidden/>
               </w:rPr>
-              <w:t>19</w:t>
+              <w:t>17</w:t>
             </w:r>
             <w:r>
               <w:rPr>
@@ -6847,7 +6847,7 @@
               <w:lang w:val="es-MX" w:eastAsia="es-MX"/>
             </w:rPr>
           </w:pPr>
-          <w:hyperlink w:anchor="_Toc242892482" w:history="1">
+          <w:hyperlink w:anchor="_Toc243988558" w:history="1">
             <w:r>
               <w:rPr>
                 <w:rStyle w:val="Hipervnculo"/>
@@ -6874,7 +6874,7 @@
                 <w:noProof/>
                 <w:webHidden/>
               </w:rPr>
-              <w:instrText xml:space="preserve"> PAGEREF _Toc242892482 \h </w:instrText>
+              <w:instrText xml:space="preserve"> PAGEREF _Toc243988558 \h </w:instrText>
             </w:r>
             <w:r>
               <w:rPr>
@@ -6894,7 +6894,7 @@
                 <w:noProof/>
                 <w:webHidden/>
               </w:rPr>
-              <w:t>19</w:t>
+              <w:t>17</w:t>
             </w:r>
             <w:r>
               <w:rPr>
@@ -6965,7 +6965,7 @@
       <w:r>
         <w:fldChar w:fldCharType="separate"/>
       </w:r>
-      <w:hyperlink w:anchor="_Toc242892483" w:history="1">
+      <w:hyperlink w:anchor="_Toc243988559" w:history="1">
         <w:r>
           <w:rPr>
             <w:rStyle w:val="Hipervnculo"/>
@@ -6992,7 +6992,961 @@
             <w:noProof/>
             <w:webHidden/>
           </w:rPr>
-          <w:instrText xml:space="preserve"> PAGEREF _Toc242892483 \h </w:instrText>
+          <w:instrText xml:space="preserve"> PAGEREF _Toc243988559 \h </w:instrText>
+        </w:r>
+        <w:r>
+          <w:rPr>
+            <w:noProof/>
+            <w:webHidden/>
+          </w:rPr>
+        </w:r>
+        <w:r>
+          <w:rPr>
+            <w:noProof/>
+            <w:webHidden/>
+          </w:rPr>
+          <w:fldChar w:fldCharType="separate"/>
+        </w:r>
+        <w:r>
+          <w:rPr>
+            <w:noProof/>
+            <w:webHidden/>
+          </w:rPr>
+          <w:t>6</w:t>
+        </w:r>
+        <w:r>
+          <w:rPr>
+            <w:noProof/>
+            <w:webHidden/>
+          </w:rPr>
+          <w:fldChar w:fldCharType="end"/>
+        </w:r>
+      </w:hyperlink>
+    </w:p>
+    <w:p>
+      <w:r>
+        <w:fldChar w:fldCharType="end"/>
+      </w:r>
+    </w:p>
+    <w:p>
+      <w:pPr>
+        <w:spacing w:before="0" w:after="0"/>
+        <w:jc w:val="left"/>
+      </w:pPr>
+    </w:p>
+    <w:p>
+      <w:pPr>
+        <w:pStyle w:val="TtuloTDC"/>
+      </w:pPr>
+      <w:r>
+        <w:t>ÍNDICE</w:t>
+      </w:r>
+      <w:r>
+        <w:t xml:space="preserve"> DE TABLAS</w:t>
+      </w:r>
+    </w:p>
+    <w:p>
+      <w:pPr>
+        <w:pStyle w:val="Tabladeilustraciones"/>
+        <w:tabs>
+          <w:tab w:val="right" w:leader="dot" w:pos="9020"/>
+        </w:tabs>
+        <w:rPr>
+          <w:rFonts w:asciiTheme="minorHAnsi" w:eastAsiaTheme="minorEastAsia" w:hAnsiTheme="minorHAnsi" w:cstheme="minorBidi"/>
+          <w:noProof/>
+          <w:sz w:val="22"/>
+          <w:lang w:val="es-MX" w:eastAsia="es-MX"/>
+        </w:rPr>
+      </w:pPr>
+      <w:r>
+        <w:fldChar w:fldCharType="begin"/>
+      </w:r>
+      <w:r>
+        <w:instrText xml:space="preserve"> TOC \h \z \c "Tabla" </w:instrText>
+      </w:r>
+      <w:r>
+        <w:fldChar w:fldCharType="separate"/>
+      </w:r>
+      <w:hyperlink w:anchor="_Toc243988560" w:history="1">
+        <w:r>
+          <w:rPr>
+            <w:rStyle w:val="Hipervnculo"/>
+            <w:noProof/>
+          </w:rPr>
+          <w:t>Tabla 1. Definiciones</w:t>
+        </w:r>
+        <w:r>
+          <w:rPr>
+            <w:noProof/>
+            <w:webHidden/>
+          </w:rPr>
+          <w:tab/>
+        </w:r>
+        <w:r>
+          <w:rPr>
+            <w:noProof/>
+            <w:webHidden/>
+          </w:rPr>
+          <w:fldChar w:fldCharType="begin"/>
+        </w:r>
+        <w:r>
+          <w:rPr>
+            <w:noProof/>
+            <w:webHidden/>
+          </w:rPr>
+          <w:instrText xml:space="preserve"> PAGEREF _Toc243988560 \h </w:instrText>
+        </w:r>
+        <w:r>
+          <w:rPr>
+            <w:noProof/>
+            <w:webHidden/>
+          </w:rPr>
+        </w:r>
+        <w:r>
+          <w:rPr>
+            <w:noProof/>
+            <w:webHidden/>
+          </w:rPr>
+          <w:fldChar w:fldCharType="separate"/>
+        </w:r>
+        <w:r>
+          <w:rPr>
+            <w:noProof/>
+            <w:webHidden/>
+          </w:rPr>
+          <w:t>4</w:t>
+        </w:r>
+        <w:r>
+          <w:rPr>
+            <w:noProof/>
+            <w:webHidden/>
+          </w:rPr>
+          <w:fldChar w:fldCharType="end"/>
+        </w:r>
+      </w:hyperlink>
+    </w:p>
+    <w:p>
+      <w:pPr>
+        <w:pStyle w:val="Tabladeilustraciones"/>
+        <w:tabs>
+          <w:tab w:val="right" w:leader="dot" w:pos="9020"/>
+        </w:tabs>
+        <w:rPr>
+          <w:rFonts w:asciiTheme="minorHAnsi" w:eastAsiaTheme="minorEastAsia" w:hAnsiTheme="minorHAnsi" w:cstheme="minorBidi"/>
+          <w:noProof/>
+          <w:sz w:val="22"/>
+          <w:lang w:val="es-MX" w:eastAsia="es-MX"/>
+        </w:rPr>
+      </w:pPr>
+      <w:hyperlink w:anchor="_Toc243988561" w:history="1">
+        <w:r>
+          <w:rPr>
+            <w:rStyle w:val="Hipervnculo"/>
+            <w:noProof/>
+          </w:rPr>
+          <w:t>Tabla 2. Acrónimos y abreviaturas</w:t>
+        </w:r>
+        <w:r>
+          <w:rPr>
+            <w:noProof/>
+            <w:webHidden/>
+          </w:rPr>
+          <w:tab/>
+        </w:r>
+        <w:r>
+          <w:rPr>
+            <w:noProof/>
+            <w:webHidden/>
+          </w:rPr>
+          <w:fldChar w:fldCharType="begin"/>
+        </w:r>
+        <w:r>
+          <w:rPr>
+            <w:noProof/>
+            <w:webHidden/>
+          </w:rPr>
+          <w:instrText xml:space="preserve"> PAGEREF _Toc243988561 \h </w:instrText>
+        </w:r>
+        <w:r>
+          <w:rPr>
+            <w:noProof/>
+            <w:webHidden/>
+          </w:rPr>
+        </w:r>
+        <w:r>
+          <w:rPr>
+            <w:noProof/>
+            <w:webHidden/>
+          </w:rPr>
+          <w:fldChar w:fldCharType="separate"/>
+        </w:r>
+        <w:r>
+          <w:rPr>
+            <w:noProof/>
+            <w:webHidden/>
+          </w:rPr>
+          <w:t>4</w:t>
+        </w:r>
+        <w:r>
+          <w:rPr>
+            <w:noProof/>
+            <w:webHidden/>
+          </w:rPr>
+          <w:fldChar w:fldCharType="end"/>
+        </w:r>
+      </w:hyperlink>
+    </w:p>
+    <w:p>
+      <w:pPr>
+        <w:pStyle w:val="Tabladeilustraciones"/>
+        <w:tabs>
+          <w:tab w:val="right" w:leader="dot" w:pos="9020"/>
+        </w:tabs>
+        <w:rPr>
+          <w:rFonts w:asciiTheme="minorHAnsi" w:eastAsiaTheme="minorEastAsia" w:hAnsiTheme="minorHAnsi" w:cstheme="minorBidi"/>
+          <w:noProof/>
+          <w:sz w:val="22"/>
+          <w:lang w:val="es-MX" w:eastAsia="es-MX"/>
+        </w:rPr>
+      </w:pPr>
+      <w:hyperlink w:anchor="_Toc243988562" w:history="1">
+        <w:r>
+          <w:rPr>
+            <w:rStyle w:val="Hipervnculo"/>
+            <w:noProof/>
+          </w:rPr>
+          <w:t>Tabla 3. Referencias</w:t>
+        </w:r>
+        <w:r>
+          <w:rPr>
+            <w:noProof/>
+            <w:webHidden/>
+          </w:rPr>
+          <w:tab/>
+        </w:r>
+        <w:r>
+          <w:rPr>
+            <w:noProof/>
+            <w:webHidden/>
+          </w:rPr>
+          <w:fldChar w:fldCharType="begin"/>
+        </w:r>
+        <w:r>
+          <w:rPr>
+            <w:noProof/>
+            <w:webHidden/>
+          </w:rPr>
+          <w:instrText xml:space="preserve"> PAGEREF _Toc243988562 \h </w:instrText>
+        </w:r>
+        <w:r>
+          <w:rPr>
+            <w:noProof/>
+            <w:webHidden/>
+          </w:rPr>
+        </w:r>
+        <w:r>
+          <w:rPr>
+            <w:noProof/>
+            <w:webHidden/>
+          </w:rPr>
+          <w:fldChar w:fldCharType="separate"/>
+        </w:r>
+        <w:r>
+          <w:rPr>
+            <w:noProof/>
+            <w:webHidden/>
+          </w:rPr>
+          <w:t>4</w:t>
+        </w:r>
+        <w:r>
+          <w:rPr>
+            <w:noProof/>
+            <w:webHidden/>
+          </w:rPr>
+          <w:fldChar w:fldCharType="end"/>
+        </w:r>
+      </w:hyperlink>
+    </w:p>
+    <w:p>
+      <w:pPr>
+        <w:pStyle w:val="Tabladeilustraciones"/>
+        <w:tabs>
+          <w:tab w:val="right" w:leader="dot" w:pos="9020"/>
+        </w:tabs>
+        <w:rPr>
+          <w:rFonts w:asciiTheme="minorHAnsi" w:eastAsiaTheme="minorEastAsia" w:hAnsiTheme="minorHAnsi" w:cstheme="minorBidi"/>
+          <w:noProof/>
+          <w:sz w:val="22"/>
+          <w:lang w:val="es-MX" w:eastAsia="es-MX"/>
+        </w:rPr>
+      </w:pPr>
+      <w:hyperlink w:anchor="_Toc243988563" w:history="1">
+        <w:r>
+          <w:rPr>
+            <w:rStyle w:val="Hipervnculo"/>
+            <w:noProof/>
+          </w:rPr>
+          <w:t>Tabla 4. Actor Usuario</w:t>
+        </w:r>
+        <w:r>
+          <w:rPr>
+            <w:noProof/>
+            <w:webHidden/>
+          </w:rPr>
+          <w:tab/>
+        </w:r>
+        <w:r>
+          <w:rPr>
+            <w:noProof/>
+            <w:webHidden/>
+          </w:rPr>
+          <w:fldChar w:fldCharType="begin"/>
+        </w:r>
+        <w:r>
+          <w:rPr>
+            <w:noProof/>
+            <w:webHidden/>
+          </w:rPr>
+          <w:instrText xml:space="preserve"> PAGEREF _Toc243988563 \h </w:instrText>
+        </w:r>
+        <w:r>
+          <w:rPr>
+            <w:noProof/>
+            <w:webHidden/>
+          </w:rPr>
+        </w:r>
+        <w:r>
+          <w:rPr>
+            <w:noProof/>
+            <w:webHidden/>
+          </w:rPr>
+          <w:fldChar w:fldCharType="separate"/>
+        </w:r>
+        <w:r>
+          <w:rPr>
+            <w:noProof/>
+            <w:webHidden/>
+          </w:rPr>
+          <w:t>5</w:t>
+        </w:r>
+        <w:r>
+          <w:rPr>
+            <w:noProof/>
+            <w:webHidden/>
+          </w:rPr>
+          <w:fldChar w:fldCharType="end"/>
+        </w:r>
+      </w:hyperlink>
+    </w:p>
+    <w:p>
+      <w:pPr>
+        <w:pStyle w:val="Tabladeilustraciones"/>
+        <w:tabs>
+          <w:tab w:val="right" w:leader="dot" w:pos="9020"/>
+        </w:tabs>
+        <w:rPr>
+          <w:rFonts w:asciiTheme="minorHAnsi" w:eastAsiaTheme="minorEastAsia" w:hAnsiTheme="minorHAnsi" w:cstheme="minorBidi"/>
+          <w:noProof/>
+          <w:sz w:val="22"/>
+          <w:lang w:val="es-MX" w:eastAsia="es-MX"/>
+        </w:rPr>
+      </w:pPr>
+      <w:hyperlink w:anchor="_Toc243988564" w:history="1">
+        <w:r>
+          <w:rPr>
+            <w:rStyle w:val="Hipervnculo"/>
+            <w:noProof/>
+          </w:rPr>
+          <w:t>Tabla 5. Actor Cliente Consola</w:t>
+        </w:r>
+        <w:r>
+          <w:rPr>
+            <w:noProof/>
+            <w:webHidden/>
+          </w:rPr>
+          <w:tab/>
+        </w:r>
+        <w:r>
+          <w:rPr>
+            <w:noProof/>
+            <w:webHidden/>
+          </w:rPr>
+          <w:fldChar w:fldCharType="begin"/>
+        </w:r>
+        <w:r>
+          <w:rPr>
+            <w:noProof/>
+            <w:webHidden/>
+          </w:rPr>
+          <w:instrText xml:space="preserve"> PAGEREF _Toc243988564 \h </w:instrText>
+        </w:r>
+        <w:r>
+          <w:rPr>
+            <w:noProof/>
+            <w:webHidden/>
+          </w:rPr>
+        </w:r>
+        <w:r>
+          <w:rPr>
+            <w:noProof/>
+            <w:webHidden/>
+          </w:rPr>
+          <w:fldChar w:fldCharType="separate"/>
+        </w:r>
+        <w:r>
+          <w:rPr>
+            <w:noProof/>
+            <w:webHidden/>
+          </w:rPr>
+          <w:t>5</w:t>
+        </w:r>
+        <w:r>
+          <w:rPr>
+            <w:noProof/>
+            <w:webHidden/>
+          </w:rPr>
+          <w:fldChar w:fldCharType="end"/>
+        </w:r>
+      </w:hyperlink>
+    </w:p>
+    <w:p>
+      <w:pPr>
+        <w:pStyle w:val="Tabladeilustraciones"/>
+        <w:tabs>
+          <w:tab w:val="right" w:leader="dot" w:pos="9020"/>
+        </w:tabs>
+        <w:rPr>
+          <w:rFonts w:asciiTheme="minorHAnsi" w:eastAsiaTheme="minorEastAsia" w:hAnsiTheme="minorHAnsi" w:cstheme="minorBidi"/>
+          <w:noProof/>
+          <w:sz w:val="22"/>
+          <w:lang w:val="es-MX" w:eastAsia="es-MX"/>
+        </w:rPr>
+      </w:pPr>
+      <w:hyperlink w:anchor="_Toc243988565" w:history="1">
+        <w:r>
+          <w:rPr>
+            <w:rStyle w:val="Hipervnculo"/>
+            <w:noProof/>
+          </w:rPr>
+          <w:t>Tabla 6. Actor Cliente Escritorio</w:t>
+        </w:r>
+        <w:r>
+          <w:rPr>
+            <w:noProof/>
+            <w:webHidden/>
+          </w:rPr>
+          <w:tab/>
+        </w:r>
+        <w:r>
+          <w:rPr>
+            <w:noProof/>
+            <w:webHidden/>
+          </w:rPr>
+          <w:fldChar w:fldCharType="begin"/>
+        </w:r>
+        <w:r>
+          <w:rPr>
+            <w:noProof/>
+            <w:webHidden/>
+          </w:rPr>
+          <w:instrText xml:space="preserve"> PAGEREF _Toc243988565 \h </w:instrText>
+        </w:r>
+        <w:r>
+          <w:rPr>
+            <w:noProof/>
+            <w:webHidden/>
+          </w:rPr>
+        </w:r>
+        <w:r>
+          <w:rPr>
+            <w:noProof/>
+            <w:webHidden/>
+          </w:rPr>
+          <w:fldChar w:fldCharType="separate"/>
+        </w:r>
+        <w:r>
+          <w:rPr>
+            <w:noProof/>
+            <w:webHidden/>
+          </w:rPr>
+          <w:t>5</w:t>
+        </w:r>
+        <w:r>
+          <w:rPr>
+            <w:noProof/>
+            <w:webHidden/>
+          </w:rPr>
+          <w:fldChar w:fldCharType="end"/>
+        </w:r>
+      </w:hyperlink>
+    </w:p>
+    <w:p>
+      <w:pPr>
+        <w:pStyle w:val="Tabladeilustraciones"/>
+        <w:tabs>
+          <w:tab w:val="right" w:leader="dot" w:pos="9020"/>
+        </w:tabs>
+        <w:rPr>
+          <w:rFonts w:asciiTheme="minorHAnsi" w:eastAsiaTheme="minorEastAsia" w:hAnsiTheme="minorHAnsi" w:cstheme="minorBidi"/>
+          <w:noProof/>
+          <w:sz w:val="22"/>
+          <w:lang w:val="es-MX" w:eastAsia="es-MX"/>
+        </w:rPr>
+      </w:pPr>
+      <w:hyperlink w:anchor="_Toc243988566" w:history="1">
+        <w:r>
+          <w:rPr>
+            <w:rStyle w:val="Hipervnculo"/>
+            <w:noProof/>
+          </w:rPr>
+          <w:t>Tabla 7. Actor Cliente Web</w:t>
+        </w:r>
+        <w:r>
+          <w:rPr>
+            <w:noProof/>
+            <w:webHidden/>
+          </w:rPr>
+          <w:tab/>
+        </w:r>
+        <w:r>
+          <w:rPr>
+            <w:noProof/>
+            <w:webHidden/>
+          </w:rPr>
+          <w:fldChar w:fldCharType="begin"/>
+        </w:r>
+        <w:r>
+          <w:rPr>
+            <w:noProof/>
+            <w:webHidden/>
+          </w:rPr>
+          <w:instrText xml:space="preserve"> PAGEREF _Toc243988566 \h </w:instrText>
+        </w:r>
+        <w:r>
+          <w:rPr>
+            <w:noProof/>
+            <w:webHidden/>
+          </w:rPr>
+        </w:r>
+        <w:r>
+          <w:rPr>
+            <w:noProof/>
+            <w:webHidden/>
+          </w:rPr>
+          <w:fldChar w:fldCharType="separate"/>
+        </w:r>
+        <w:r>
+          <w:rPr>
+            <w:noProof/>
+            <w:webHidden/>
+          </w:rPr>
+          <w:t>5</w:t>
+        </w:r>
+        <w:r>
+          <w:rPr>
+            <w:noProof/>
+            <w:webHidden/>
+          </w:rPr>
+          <w:fldChar w:fldCharType="end"/>
+        </w:r>
+      </w:hyperlink>
+    </w:p>
+    <w:p>
+      <w:pPr>
+        <w:pStyle w:val="Tabladeilustraciones"/>
+        <w:tabs>
+          <w:tab w:val="right" w:leader="dot" w:pos="9020"/>
+        </w:tabs>
+        <w:rPr>
+          <w:rFonts w:asciiTheme="minorHAnsi" w:eastAsiaTheme="minorEastAsia" w:hAnsiTheme="minorHAnsi" w:cstheme="minorBidi"/>
+          <w:noProof/>
+          <w:sz w:val="22"/>
+          <w:lang w:val="es-MX" w:eastAsia="es-MX"/>
+        </w:rPr>
+      </w:pPr>
+      <w:hyperlink w:anchor="_Toc243988567" w:history="1">
+        <w:r>
+          <w:rPr>
+            <w:rStyle w:val="Hipervnculo"/>
+            <w:noProof/>
+          </w:rPr>
+          <w:t>Tabla 8. Actor Cliente Móvil Android</w:t>
+        </w:r>
+        <w:r>
+          <w:rPr>
+            <w:noProof/>
+            <w:webHidden/>
+          </w:rPr>
+          <w:tab/>
+        </w:r>
+        <w:r>
+          <w:rPr>
+            <w:noProof/>
+            <w:webHidden/>
+          </w:rPr>
+          <w:fldChar w:fldCharType="begin"/>
+        </w:r>
+        <w:r>
+          <w:rPr>
+            <w:noProof/>
+            <w:webHidden/>
+          </w:rPr>
+          <w:instrText xml:space="preserve"> PAGEREF _Toc243988567 \h </w:instrText>
+        </w:r>
+        <w:r>
+          <w:rPr>
+            <w:noProof/>
+            <w:webHidden/>
+          </w:rPr>
+        </w:r>
+        <w:r>
+          <w:rPr>
+            <w:noProof/>
+            <w:webHidden/>
+          </w:rPr>
+          <w:fldChar w:fldCharType="separate"/>
+        </w:r>
+        <w:r>
+          <w:rPr>
+            <w:noProof/>
+            <w:webHidden/>
+          </w:rPr>
+          <w:t>5</w:t>
+        </w:r>
+        <w:r>
+          <w:rPr>
+            <w:noProof/>
+            <w:webHidden/>
+          </w:rPr>
+          <w:fldChar w:fldCharType="end"/>
+        </w:r>
+      </w:hyperlink>
+    </w:p>
+    <w:p>
+      <w:pPr>
+        <w:pStyle w:val="Tabladeilustraciones"/>
+        <w:tabs>
+          <w:tab w:val="right" w:leader="dot" w:pos="9020"/>
+        </w:tabs>
+        <w:rPr>
+          <w:rFonts w:asciiTheme="minorHAnsi" w:eastAsiaTheme="minorEastAsia" w:hAnsiTheme="minorHAnsi" w:cstheme="minorBidi"/>
+          <w:noProof/>
+          <w:sz w:val="22"/>
+          <w:lang w:val="es-MX" w:eastAsia="es-MX"/>
+        </w:rPr>
+      </w:pPr>
+      <w:hyperlink w:anchor="_Toc243988568" w:history="1">
+        <w:r>
+          <w:rPr>
+            <w:rStyle w:val="Hipervnculo"/>
+            <w:noProof/>
+          </w:rPr>
+          <w:t>Tabla 9. Lista de casos de uso</w:t>
+        </w:r>
+        <w:r>
+          <w:rPr>
+            <w:noProof/>
+            <w:webHidden/>
+          </w:rPr>
+          <w:tab/>
+        </w:r>
+        <w:r>
+          <w:rPr>
+            <w:noProof/>
+            <w:webHidden/>
+          </w:rPr>
+          <w:fldChar w:fldCharType="begin"/>
+        </w:r>
+        <w:r>
+          <w:rPr>
+            <w:noProof/>
+            <w:webHidden/>
+          </w:rPr>
+          <w:instrText xml:space="preserve"> PAGEREF _Toc243988568 \h </w:instrText>
+        </w:r>
+        <w:r>
+          <w:rPr>
+            <w:noProof/>
+            <w:webHidden/>
+          </w:rPr>
+        </w:r>
+        <w:r>
+          <w:rPr>
+            <w:noProof/>
+            <w:webHidden/>
+          </w:rPr>
+          <w:fldChar w:fldCharType="separate"/>
+        </w:r>
+        <w:r>
+          <w:rPr>
+            <w:noProof/>
+            <w:webHidden/>
+          </w:rPr>
+          <w:t>6</w:t>
+        </w:r>
+        <w:r>
+          <w:rPr>
+            <w:noProof/>
+            <w:webHidden/>
+          </w:rPr>
+          <w:fldChar w:fldCharType="end"/>
+        </w:r>
+      </w:hyperlink>
+    </w:p>
+    <w:p>
+      <w:pPr>
+        <w:pStyle w:val="Tabladeilustraciones"/>
+        <w:tabs>
+          <w:tab w:val="right" w:leader="dot" w:pos="9020"/>
+        </w:tabs>
+        <w:rPr>
+          <w:rFonts w:asciiTheme="minorHAnsi" w:eastAsiaTheme="minorEastAsia" w:hAnsiTheme="minorHAnsi" w:cstheme="minorBidi"/>
+          <w:noProof/>
+          <w:sz w:val="22"/>
+          <w:lang w:val="es-MX" w:eastAsia="es-MX"/>
+        </w:rPr>
+      </w:pPr>
+      <w:hyperlink w:anchor="_Toc243988569" w:history="1">
+        <w:r>
+          <w:rPr>
+            <w:rStyle w:val="Hipervnculo"/>
+            <w:noProof/>
+          </w:rPr>
+          <w:t>Tabla 10. Campos de la respuesta estructurada</w:t>
+        </w:r>
+        <w:r>
+          <w:rPr>
+            <w:noProof/>
+            <w:webHidden/>
+          </w:rPr>
+          <w:tab/>
+        </w:r>
+        <w:r>
+          <w:rPr>
+            <w:noProof/>
+            <w:webHidden/>
+          </w:rPr>
+          <w:fldChar w:fldCharType="begin"/>
+        </w:r>
+        <w:r>
+          <w:rPr>
+            <w:noProof/>
+            <w:webHidden/>
+          </w:rPr>
+          <w:instrText xml:space="preserve"> PAGEREF _Toc243988569 \h </w:instrText>
+        </w:r>
+        <w:r>
+          <w:rPr>
+            <w:noProof/>
+            <w:webHidden/>
+          </w:rPr>
+        </w:r>
+        <w:r>
+          <w:rPr>
+            <w:noProof/>
+            <w:webHidden/>
+          </w:rPr>
+          <w:fldChar w:fldCharType="separate"/>
+        </w:r>
+        <w:r>
+          <w:rPr>
+            <w:noProof/>
+            <w:webHidden/>
+          </w:rPr>
+          <w:t>7</w:t>
+        </w:r>
+        <w:r>
+          <w:rPr>
+            <w:noProof/>
+            <w:webHidden/>
+          </w:rPr>
+          <w:fldChar w:fldCharType="end"/>
+        </w:r>
+      </w:hyperlink>
+    </w:p>
+    <w:p>
+      <w:pPr>
+        <w:pStyle w:val="Tabladeilustraciones"/>
+        <w:tabs>
+          <w:tab w:val="right" w:leader="dot" w:pos="9020"/>
+        </w:tabs>
+        <w:rPr>
+          <w:rFonts w:asciiTheme="minorHAnsi" w:eastAsiaTheme="minorEastAsia" w:hAnsiTheme="minorHAnsi" w:cstheme="minorBidi"/>
+          <w:noProof/>
+          <w:sz w:val="22"/>
+          <w:lang w:val="es-MX" w:eastAsia="es-MX"/>
+        </w:rPr>
+      </w:pPr>
+      <w:hyperlink w:anchor="_Toc243988570" w:history="1">
+        <w:r>
+          <w:rPr>
+            <w:rStyle w:val="Hipervnculo"/>
+            <w:noProof/>
+          </w:rPr>
+          <w:t>Tabla 11. Códigos de resultado</w:t>
+        </w:r>
+        <w:r>
+          <w:rPr>
+            <w:noProof/>
+            <w:webHidden/>
+          </w:rPr>
+          <w:tab/>
+        </w:r>
+        <w:r>
+          <w:rPr>
+            <w:noProof/>
+            <w:webHidden/>
+          </w:rPr>
+          <w:fldChar w:fldCharType="begin"/>
+        </w:r>
+        <w:r>
+          <w:rPr>
+            <w:noProof/>
+            <w:webHidden/>
+          </w:rPr>
+          <w:instrText xml:space="preserve"> PAGEREF _Toc243988570 \h </w:instrText>
+        </w:r>
+        <w:r>
+          <w:rPr>
+            <w:noProof/>
+            <w:webHidden/>
+          </w:rPr>
+        </w:r>
+        <w:r>
+          <w:rPr>
+            <w:noProof/>
+            <w:webHidden/>
+          </w:rPr>
+          <w:fldChar w:fldCharType="separate"/>
+        </w:r>
+        <w:r>
+          <w:rPr>
+            <w:noProof/>
+            <w:webHidden/>
+          </w:rPr>
+          <w:t>7</w:t>
+        </w:r>
+        <w:r>
+          <w:rPr>
+            <w:noProof/>
+            <w:webHidden/>
+          </w:rPr>
+          <w:fldChar w:fldCharType="end"/>
+        </w:r>
+      </w:hyperlink>
+    </w:p>
+    <w:p>
+      <w:pPr>
+        <w:pStyle w:val="Tabladeilustraciones"/>
+        <w:tabs>
+          <w:tab w:val="right" w:leader="dot" w:pos="9020"/>
+        </w:tabs>
+        <w:rPr>
+          <w:rFonts w:asciiTheme="minorHAnsi" w:eastAsiaTheme="minorEastAsia" w:hAnsiTheme="minorHAnsi" w:cstheme="minorBidi"/>
+          <w:noProof/>
+          <w:sz w:val="22"/>
+          <w:lang w:val="es-MX" w:eastAsia="es-MX"/>
+        </w:rPr>
+      </w:pPr>
+      <w:hyperlink w:anchor="_Toc243988571" w:history="1">
+        <w:r>
+          <w:rPr>
+            <w:rStyle w:val="Hipervnculo"/>
+            <w:noProof/>
+          </w:rPr>
+          <w:t>Tabla 12. ECUD — CU-01: Autenticarse</w:t>
+        </w:r>
+        <w:r>
+          <w:rPr>
+            <w:noProof/>
+            <w:webHidden/>
+          </w:rPr>
+          <w:tab/>
+        </w:r>
+        <w:r>
+          <w:rPr>
+            <w:noProof/>
+            <w:webHidden/>
+          </w:rPr>
+          <w:fldChar w:fldCharType="begin"/>
+        </w:r>
+        <w:r>
+          <w:rPr>
+            <w:noProof/>
+            <w:webHidden/>
+          </w:rPr>
+          <w:instrText xml:space="preserve"> PAGEREF _Toc243988571 \h </w:instrText>
+        </w:r>
+        <w:r>
+          <w:rPr>
+            <w:noProof/>
+            <w:webHidden/>
+          </w:rPr>
+        </w:r>
+        <w:r>
+          <w:rPr>
+            <w:noProof/>
+            <w:webHidden/>
+          </w:rPr>
+          <w:fldChar w:fldCharType="separate"/>
+        </w:r>
+        <w:r>
+          <w:rPr>
+            <w:noProof/>
+            <w:webHidden/>
+          </w:rPr>
+          <w:t>7</w:t>
+        </w:r>
+        <w:r>
+          <w:rPr>
+            <w:noProof/>
+            <w:webHidden/>
+          </w:rPr>
+          <w:fldChar w:fldCharType="end"/>
+        </w:r>
+      </w:hyperlink>
+    </w:p>
+    <w:p>
+      <w:pPr>
+        <w:pStyle w:val="Tabladeilustraciones"/>
+        <w:tabs>
+          <w:tab w:val="right" w:leader="dot" w:pos="9020"/>
+        </w:tabs>
+        <w:rPr>
+          <w:rFonts w:asciiTheme="minorHAnsi" w:eastAsiaTheme="minorEastAsia" w:hAnsiTheme="minorHAnsi" w:cstheme="minorBidi"/>
+          <w:noProof/>
+          <w:sz w:val="22"/>
+          <w:lang w:val="es-MX" w:eastAsia="es-MX"/>
+        </w:rPr>
+      </w:pPr>
+      <w:hyperlink w:anchor="_Toc243988572" w:history="1">
+        <w:r>
+          <w:rPr>
+            <w:rStyle w:val="Hipervnculo"/>
+            <w:noProof/>
+          </w:rPr>
+          <w:t>Tabla 13. Flujo básico — Autenticarse</w:t>
+        </w:r>
+        <w:r>
+          <w:rPr>
+            <w:noProof/>
+            <w:webHidden/>
+          </w:rPr>
+          <w:tab/>
+        </w:r>
+        <w:r>
+          <w:rPr>
+            <w:noProof/>
+            <w:webHidden/>
+          </w:rPr>
+          <w:fldChar w:fldCharType="begin"/>
+        </w:r>
+        <w:r>
+          <w:rPr>
+            <w:noProof/>
+            <w:webHidden/>
+          </w:rPr>
+          <w:instrText xml:space="preserve"> PAGEREF _Toc243988572 \h </w:instrText>
         </w:r>
         <w:r>
           <w:rPr>
@@ -7024,32 +7978,6 @@
       </w:hyperlink>
     </w:p>
     <w:p>
-      <w:r>
-        <w:fldChar w:fldCharType="end"/>
-      </w:r>
-    </w:p>
-    <w:p>
-      <w:pPr>
-        <w:spacing w:before="0" w:after="0"/>
-        <w:jc w:val="left"/>
-      </w:pPr>
-      <w:r>
-        <w:br w:type="page"/>
-      </w:r>
-    </w:p>
-    <w:p>
-      <w:pPr>
-        <w:pStyle w:val="TtuloTDC"/>
-      </w:pPr>
-      <w:r>
-        <w:lastRenderedPageBreak/>
-        <w:t>ÍNDICE</w:t>
-      </w:r>
-      <w:r>
-        <w:t xml:space="preserve"> DE TABLAS</w:t>
-      </w:r>
-    </w:p>
-    <w:p>
       <w:pPr>
         <w:pStyle w:val="Tabladeilustraciones"/>
         <w:tabs>
@@ -7062,22 +7990,13 @@
           <w:lang w:val="es-MX" w:eastAsia="es-MX"/>
         </w:rPr>
       </w:pPr>
-      <w:r>
-        <w:fldChar w:fldCharType="begin"/>
-      </w:r>
-      <w:r>
-        <w:instrText xml:space="preserve"> TOC \h \z \c "Tabla" </w:instrText>
-      </w:r>
-      <w:r>
-        <w:fldChar w:fldCharType="separate"/>
-      </w:r>
-      <w:hyperlink w:anchor="_Toc242892484" w:history="1">
+      <w:hyperlink w:anchor="_Toc243988573" w:history="1">
         <w:r>
           <w:rPr>
             <w:rStyle w:val="Hipervnculo"/>
             <w:noProof/>
           </w:rPr>
-          <w:t>Tabla 1. Definiciones</w:t>
+          <w:t>Tabla 14. Flujos alternativos — Autenticarse</w:t>
         </w:r>
         <w:r>
           <w:rPr>
@@ -7098,575 +8017,7 @@
             <w:noProof/>
             <w:webHidden/>
           </w:rPr>
-          <w:instrText xml:space="preserve"> PAGEREF _Toc242892484 \h </w:instrText>
-        </w:r>
-        <w:r>
-          <w:rPr>
-            <w:noProof/>
-            <w:webHidden/>
-          </w:rPr>
-        </w:r>
-        <w:r>
-          <w:rPr>
-            <w:noProof/>
-            <w:webHidden/>
-          </w:rPr>
-          <w:fldChar w:fldCharType="separate"/>
-        </w:r>
-        <w:r>
-          <w:rPr>
-            <w:noProof/>
-            <w:webHidden/>
-          </w:rPr>
-          <w:t>5</w:t>
-        </w:r>
-        <w:r>
-          <w:rPr>
-            <w:noProof/>
-            <w:webHidden/>
-          </w:rPr>
-          <w:fldChar w:fldCharType="end"/>
-        </w:r>
-      </w:hyperlink>
-    </w:p>
-    <w:p>
-      <w:pPr>
-        <w:pStyle w:val="Tabladeilustraciones"/>
-        <w:tabs>
-          <w:tab w:val="right" w:leader="dot" w:pos="9020"/>
-        </w:tabs>
-        <w:rPr>
-          <w:rFonts w:asciiTheme="minorHAnsi" w:eastAsiaTheme="minorEastAsia" w:hAnsiTheme="minorHAnsi" w:cstheme="minorBidi"/>
-          <w:noProof/>
-          <w:sz w:val="22"/>
-          <w:lang w:val="es-MX" w:eastAsia="es-MX"/>
-        </w:rPr>
-      </w:pPr>
-      <w:hyperlink w:anchor="_Toc242892485" w:history="1">
-        <w:r>
-          <w:rPr>
-            <w:rStyle w:val="Hipervnculo"/>
-            <w:noProof/>
-          </w:rPr>
-          <w:t>Tabla 2. Acrónimos y abreviaturas</w:t>
-        </w:r>
-        <w:r>
-          <w:rPr>
-            <w:noProof/>
-            <w:webHidden/>
-          </w:rPr>
-          <w:tab/>
-        </w:r>
-        <w:r>
-          <w:rPr>
-            <w:noProof/>
-            <w:webHidden/>
-          </w:rPr>
-          <w:fldChar w:fldCharType="begin"/>
-        </w:r>
-        <w:r>
-          <w:rPr>
-            <w:noProof/>
-            <w:webHidden/>
-          </w:rPr>
-          <w:instrText xml:space="preserve"> PAGEREF _Toc242892485 \h </w:instrText>
-        </w:r>
-        <w:r>
-          <w:rPr>
-            <w:noProof/>
-            <w:webHidden/>
-          </w:rPr>
-        </w:r>
-        <w:r>
-          <w:rPr>
-            <w:noProof/>
-            <w:webHidden/>
-          </w:rPr>
-          <w:fldChar w:fldCharType="separate"/>
-        </w:r>
-        <w:r>
-          <w:rPr>
-            <w:noProof/>
-            <w:webHidden/>
-          </w:rPr>
-          <w:t>6</w:t>
-        </w:r>
-        <w:r>
-          <w:rPr>
-            <w:noProof/>
-            <w:webHidden/>
-          </w:rPr>
-          <w:fldChar w:fldCharType="end"/>
-        </w:r>
-      </w:hyperlink>
-    </w:p>
-    <w:p>
-      <w:pPr>
-        <w:pStyle w:val="Tabladeilustraciones"/>
-        <w:tabs>
-          <w:tab w:val="right" w:leader="dot" w:pos="9020"/>
-        </w:tabs>
-        <w:rPr>
-          <w:rFonts w:asciiTheme="minorHAnsi" w:eastAsiaTheme="minorEastAsia" w:hAnsiTheme="minorHAnsi" w:cstheme="minorBidi"/>
-          <w:noProof/>
-          <w:sz w:val="22"/>
-          <w:lang w:val="es-MX" w:eastAsia="es-MX"/>
-        </w:rPr>
-      </w:pPr>
-      <w:hyperlink w:anchor="_Toc242892486" w:history="1">
-        <w:r>
-          <w:rPr>
-            <w:rStyle w:val="Hipervnculo"/>
-            <w:noProof/>
-          </w:rPr>
-          <w:t>Tabla 3. Referencias</w:t>
-        </w:r>
-        <w:r>
-          <w:rPr>
-            <w:noProof/>
-            <w:webHidden/>
-          </w:rPr>
-          <w:tab/>
-        </w:r>
-        <w:r>
-          <w:rPr>
-            <w:noProof/>
-            <w:webHidden/>
-          </w:rPr>
-          <w:fldChar w:fldCharType="begin"/>
-        </w:r>
-        <w:r>
-          <w:rPr>
-            <w:noProof/>
-            <w:webHidden/>
-          </w:rPr>
-          <w:instrText xml:space="preserve"> PAGEREF _Toc242892486 \h </w:instrText>
-        </w:r>
-        <w:r>
-          <w:rPr>
-            <w:noProof/>
-            <w:webHidden/>
-          </w:rPr>
-        </w:r>
-        <w:r>
-          <w:rPr>
-            <w:noProof/>
-            <w:webHidden/>
-          </w:rPr>
-          <w:fldChar w:fldCharType="separate"/>
-        </w:r>
-        <w:r>
-          <w:rPr>
-            <w:noProof/>
-            <w:webHidden/>
-          </w:rPr>
-          <w:t>6</w:t>
-        </w:r>
-        <w:r>
-          <w:rPr>
-            <w:noProof/>
-            <w:webHidden/>
-          </w:rPr>
-          <w:fldChar w:fldCharType="end"/>
-        </w:r>
-      </w:hyperlink>
-    </w:p>
-    <w:p>
-      <w:pPr>
-        <w:pStyle w:val="Tabladeilustraciones"/>
-        <w:tabs>
-          <w:tab w:val="right" w:leader="dot" w:pos="9020"/>
-        </w:tabs>
-        <w:rPr>
-          <w:rFonts w:asciiTheme="minorHAnsi" w:eastAsiaTheme="minorEastAsia" w:hAnsiTheme="minorHAnsi" w:cstheme="minorBidi"/>
-          <w:noProof/>
-          <w:sz w:val="22"/>
-          <w:lang w:val="es-MX" w:eastAsia="es-MX"/>
-        </w:rPr>
-      </w:pPr>
-      <w:hyperlink w:anchor="_Toc242892487" w:history="1">
-        <w:r>
-          <w:rPr>
-            <w:rStyle w:val="Hipervnculo"/>
-            <w:noProof/>
-          </w:rPr>
-          <w:t>Tabla 4. Actor Usuario</w:t>
-        </w:r>
-        <w:r>
-          <w:rPr>
-            <w:noProof/>
-            <w:webHidden/>
-          </w:rPr>
-          <w:tab/>
-        </w:r>
-        <w:r>
-          <w:rPr>
-            <w:noProof/>
-            <w:webHidden/>
-          </w:rPr>
-          <w:fldChar w:fldCharType="begin"/>
-        </w:r>
-        <w:r>
-          <w:rPr>
-            <w:noProof/>
-            <w:webHidden/>
-          </w:rPr>
-          <w:instrText xml:space="preserve"> PAGEREF _Toc242892487 \h </w:instrText>
-        </w:r>
-        <w:r>
-          <w:rPr>
-            <w:noProof/>
-            <w:webHidden/>
-          </w:rPr>
-        </w:r>
-        <w:r>
-          <w:rPr>
-            <w:noProof/>
-            <w:webHidden/>
-          </w:rPr>
-          <w:fldChar w:fldCharType="separate"/>
-        </w:r>
-        <w:r>
-          <w:rPr>
-            <w:noProof/>
-            <w:webHidden/>
-          </w:rPr>
-          <w:t>6</w:t>
-        </w:r>
-        <w:r>
-          <w:rPr>
-            <w:noProof/>
-            <w:webHidden/>
-          </w:rPr>
-          <w:fldChar w:fldCharType="end"/>
-        </w:r>
-      </w:hyperlink>
-    </w:p>
-    <w:p>
-      <w:pPr>
-        <w:pStyle w:val="Tabladeilustraciones"/>
-        <w:tabs>
-          <w:tab w:val="right" w:leader="dot" w:pos="9020"/>
-        </w:tabs>
-        <w:rPr>
-          <w:rFonts w:asciiTheme="minorHAnsi" w:eastAsiaTheme="minorEastAsia" w:hAnsiTheme="minorHAnsi" w:cstheme="minorBidi"/>
-          <w:noProof/>
-          <w:sz w:val="22"/>
-          <w:lang w:val="es-MX" w:eastAsia="es-MX"/>
-        </w:rPr>
-      </w:pPr>
-      <w:hyperlink w:anchor="_Toc242892488" w:history="1">
-        <w:r>
-          <w:rPr>
-            <w:rStyle w:val="Hipervnculo"/>
-            <w:noProof/>
-          </w:rPr>
-          <w:t>Tabla 5. Actor Cliente Consola</w:t>
-        </w:r>
-        <w:r>
-          <w:rPr>
-            <w:noProof/>
-            <w:webHidden/>
-          </w:rPr>
-          <w:tab/>
-        </w:r>
-        <w:r>
-          <w:rPr>
-            <w:noProof/>
-            <w:webHidden/>
-          </w:rPr>
-          <w:fldChar w:fldCharType="begin"/>
-        </w:r>
-        <w:r>
-          <w:rPr>
-            <w:noProof/>
-            <w:webHidden/>
-          </w:rPr>
-          <w:instrText xml:space="preserve"> PAGEREF _Toc242892488 \h </w:instrText>
-        </w:r>
-        <w:r>
-          <w:rPr>
-            <w:noProof/>
-            <w:webHidden/>
-          </w:rPr>
-        </w:r>
-        <w:r>
-          <w:rPr>
-            <w:noProof/>
-            <w:webHidden/>
-          </w:rPr>
-          <w:fldChar w:fldCharType="separate"/>
-        </w:r>
-        <w:r>
-          <w:rPr>
-            <w:noProof/>
-            <w:webHidden/>
-          </w:rPr>
-          <w:t>7</w:t>
-        </w:r>
-        <w:r>
-          <w:rPr>
-            <w:noProof/>
-            <w:webHidden/>
-          </w:rPr>
-          <w:fldChar w:fldCharType="end"/>
-        </w:r>
-      </w:hyperlink>
-    </w:p>
-    <w:p>
-      <w:pPr>
-        <w:pStyle w:val="Tabladeilustraciones"/>
-        <w:tabs>
-          <w:tab w:val="right" w:leader="dot" w:pos="9020"/>
-        </w:tabs>
-        <w:rPr>
-          <w:rFonts w:asciiTheme="minorHAnsi" w:eastAsiaTheme="minorEastAsia" w:hAnsiTheme="minorHAnsi" w:cstheme="minorBidi"/>
-          <w:noProof/>
-          <w:sz w:val="22"/>
-          <w:lang w:val="es-MX" w:eastAsia="es-MX"/>
-        </w:rPr>
-      </w:pPr>
-      <w:hyperlink w:anchor="_Toc242892489" w:history="1">
-        <w:r>
-          <w:rPr>
-            <w:rStyle w:val="Hipervnculo"/>
-            <w:noProof/>
-          </w:rPr>
-          <w:t>Tabla 6. Actor Cliente Escritorio</w:t>
-        </w:r>
-        <w:r>
-          <w:rPr>
-            <w:noProof/>
-            <w:webHidden/>
-          </w:rPr>
-          <w:tab/>
-        </w:r>
-        <w:r>
-          <w:rPr>
-            <w:noProof/>
-            <w:webHidden/>
-          </w:rPr>
-          <w:fldChar w:fldCharType="begin"/>
-        </w:r>
-        <w:r>
-          <w:rPr>
-            <w:noProof/>
-            <w:webHidden/>
-          </w:rPr>
-          <w:instrText xml:space="preserve"> PAGEREF _Toc242892489 \h </w:instrText>
-        </w:r>
-        <w:r>
-          <w:rPr>
-            <w:noProof/>
-            <w:webHidden/>
-          </w:rPr>
-        </w:r>
-        <w:r>
-          <w:rPr>
-            <w:noProof/>
-            <w:webHidden/>
-          </w:rPr>
-          <w:fldChar w:fldCharType="separate"/>
-        </w:r>
-        <w:r>
-          <w:rPr>
-            <w:noProof/>
-            <w:webHidden/>
-          </w:rPr>
-          <w:t>7</w:t>
-        </w:r>
-        <w:r>
-          <w:rPr>
-            <w:noProof/>
-            <w:webHidden/>
-          </w:rPr>
-          <w:fldChar w:fldCharType="end"/>
-        </w:r>
-      </w:hyperlink>
-    </w:p>
-    <w:p>
-      <w:pPr>
-        <w:pStyle w:val="Tabladeilustraciones"/>
-        <w:tabs>
-          <w:tab w:val="right" w:leader="dot" w:pos="9020"/>
-        </w:tabs>
-        <w:rPr>
-          <w:rFonts w:asciiTheme="minorHAnsi" w:eastAsiaTheme="minorEastAsia" w:hAnsiTheme="minorHAnsi" w:cstheme="minorBidi"/>
-          <w:noProof/>
-          <w:sz w:val="22"/>
-          <w:lang w:val="es-MX" w:eastAsia="es-MX"/>
-        </w:rPr>
-      </w:pPr>
-      <w:hyperlink w:anchor="_Toc242892490" w:history="1">
-        <w:r>
-          <w:rPr>
-            <w:rStyle w:val="Hipervnculo"/>
-            <w:noProof/>
-          </w:rPr>
-          <w:t>Tabla 7. Actor Cliente Web</w:t>
-        </w:r>
-        <w:r>
-          <w:rPr>
-            <w:noProof/>
-            <w:webHidden/>
-          </w:rPr>
-          <w:tab/>
-        </w:r>
-        <w:r>
-          <w:rPr>
-            <w:noProof/>
-            <w:webHidden/>
-          </w:rPr>
-          <w:fldChar w:fldCharType="begin"/>
-        </w:r>
-        <w:r>
-          <w:rPr>
-            <w:noProof/>
-            <w:webHidden/>
-          </w:rPr>
-          <w:instrText xml:space="preserve"> PAGEREF _Toc242892490 \h </w:instrText>
-        </w:r>
-        <w:r>
-          <w:rPr>
-            <w:noProof/>
-            <w:webHidden/>
-          </w:rPr>
-        </w:r>
-        <w:r>
-          <w:rPr>
-            <w:noProof/>
-            <w:webHidden/>
-          </w:rPr>
-          <w:fldChar w:fldCharType="separate"/>
-        </w:r>
-        <w:r>
-          <w:rPr>
-            <w:noProof/>
-            <w:webHidden/>
-          </w:rPr>
-          <w:t>7</w:t>
-        </w:r>
-        <w:r>
-          <w:rPr>
-            <w:noProof/>
-            <w:webHidden/>
-          </w:rPr>
-          <w:fldChar w:fldCharType="end"/>
-        </w:r>
-      </w:hyperlink>
-    </w:p>
-    <w:p>
-      <w:pPr>
-        <w:pStyle w:val="Tabladeilustraciones"/>
-        <w:tabs>
-          <w:tab w:val="right" w:leader="dot" w:pos="9020"/>
-        </w:tabs>
-        <w:rPr>
-          <w:rFonts w:asciiTheme="minorHAnsi" w:eastAsiaTheme="minorEastAsia" w:hAnsiTheme="minorHAnsi" w:cstheme="minorBidi"/>
-          <w:noProof/>
-          <w:sz w:val="22"/>
-          <w:lang w:val="es-MX" w:eastAsia="es-MX"/>
-        </w:rPr>
-      </w:pPr>
-      <w:hyperlink w:anchor="_Toc242892491" w:history="1">
-        <w:r>
-          <w:rPr>
-            <w:rStyle w:val="Hipervnculo"/>
-            <w:noProof/>
-          </w:rPr>
-          <w:t>Tabla 8. Actor Cliente Móvil Android</w:t>
-        </w:r>
-        <w:r>
-          <w:rPr>
-            <w:noProof/>
-            <w:webHidden/>
-          </w:rPr>
-          <w:tab/>
-        </w:r>
-        <w:r>
-          <w:rPr>
-            <w:noProof/>
-            <w:webHidden/>
-          </w:rPr>
-          <w:fldChar w:fldCharType="begin"/>
-        </w:r>
-        <w:r>
-          <w:rPr>
-            <w:noProof/>
-            <w:webHidden/>
-          </w:rPr>
-          <w:instrText xml:space="preserve"> PAGEREF _Toc242892491 \h </w:instrText>
-        </w:r>
-        <w:r>
-          <w:rPr>
-            <w:noProof/>
-            <w:webHidden/>
-          </w:rPr>
-        </w:r>
-        <w:r>
-          <w:rPr>
-            <w:noProof/>
-            <w:webHidden/>
-          </w:rPr>
-          <w:fldChar w:fldCharType="separate"/>
-        </w:r>
-        <w:r>
-          <w:rPr>
-            <w:noProof/>
-            <w:webHidden/>
-          </w:rPr>
-          <w:t>7</w:t>
-        </w:r>
-        <w:r>
-          <w:rPr>
-            <w:noProof/>
-            <w:webHidden/>
-          </w:rPr>
-          <w:fldChar w:fldCharType="end"/>
-        </w:r>
-      </w:hyperlink>
-    </w:p>
-    <w:p>
-      <w:pPr>
-        <w:pStyle w:val="Tabladeilustraciones"/>
-        <w:tabs>
-          <w:tab w:val="right" w:leader="dot" w:pos="9020"/>
-        </w:tabs>
-        <w:rPr>
-          <w:rFonts w:asciiTheme="minorHAnsi" w:eastAsiaTheme="minorEastAsia" w:hAnsiTheme="minorHAnsi" w:cstheme="minorBidi"/>
-          <w:noProof/>
-          <w:sz w:val="22"/>
-          <w:lang w:val="es-MX" w:eastAsia="es-MX"/>
-        </w:rPr>
-      </w:pPr>
-      <w:hyperlink w:anchor="_Toc242892492" w:history="1">
-        <w:r>
-          <w:rPr>
-            <w:rStyle w:val="Hipervnculo"/>
-            <w:noProof/>
-          </w:rPr>
-          <w:t>Tabla 9. Lista de casos de uso</w:t>
-        </w:r>
-        <w:r>
-          <w:rPr>
-            <w:noProof/>
-            <w:webHidden/>
-          </w:rPr>
-          <w:tab/>
-        </w:r>
-        <w:r>
-          <w:rPr>
-            <w:noProof/>
-            <w:webHidden/>
-          </w:rPr>
-          <w:fldChar w:fldCharType="begin"/>
-        </w:r>
-        <w:r>
-          <w:rPr>
-            <w:noProof/>
-            <w:webHidden/>
-          </w:rPr>
-          <w:instrText xml:space="preserve"> PAGEREF _Toc242892492 \h </w:instrText>
+          <w:instrText xml:space="preserve"> PAGEREF _Toc243988573 \h </w:instrText>
         </w:r>
         <w:r>
           <w:rPr>
@@ -7710,13 +8061,13 @@
           <w:lang w:val="es-MX" w:eastAsia="es-MX"/>
         </w:rPr>
       </w:pPr>
-      <w:hyperlink w:anchor="_Toc242892493" w:history="1">
+      <w:hyperlink w:anchor="_Toc243988574" w:history="1">
         <w:r>
           <w:rPr>
             <w:rStyle w:val="Hipervnculo"/>
             <w:noProof/>
           </w:rPr>
-          <w:t>Tabla 10. Campos de la respuesta estructurada</w:t>
+          <w:t>Tabla 15. ECUD — CU-02: Consultar catálogo</w:t>
         </w:r>
         <w:r>
           <w:rPr>
@@ -7737,7 +8088,7 @@
             <w:noProof/>
             <w:webHidden/>
           </w:rPr>
-          <w:instrText xml:space="preserve"> PAGEREF _Toc242892493 \h </w:instrText>
+          <w:instrText xml:space="preserve"> PAGEREF _Toc243988574 \h </w:instrText>
         </w:r>
         <w:r>
           <w:rPr>
@@ -7781,13 +8132,13 @@
           <w:lang w:val="es-MX" w:eastAsia="es-MX"/>
         </w:rPr>
       </w:pPr>
-      <w:hyperlink w:anchor="_Toc242892494" w:history="1">
+      <w:hyperlink w:anchor="_Toc243988575" w:history="1">
         <w:r>
           <w:rPr>
             <w:rStyle w:val="Hipervnculo"/>
             <w:noProof/>
           </w:rPr>
-          <w:t>Tabla 11. Códigos de resultado</w:t>
+          <w:t>Tabla 16. Flujo básico — Consultar catálogo</w:t>
         </w:r>
         <w:r>
           <w:rPr>
@@ -7808,7 +8159,78 @@
             <w:noProof/>
             <w:webHidden/>
           </w:rPr>
-          <w:instrText xml:space="preserve"> PAGEREF _Toc242892494 \h </w:instrText>
+          <w:instrText xml:space="preserve"> PAGEREF _Toc243988575 \h </w:instrText>
+        </w:r>
+        <w:r>
+          <w:rPr>
+            <w:noProof/>
+            <w:webHidden/>
+          </w:rPr>
+        </w:r>
+        <w:r>
+          <w:rPr>
+            <w:noProof/>
+            <w:webHidden/>
+          </w:rPr>
+          <w:fldChar w:fldCharType="separate"/>
+        </w:r>
+        <w:r>
+          <w:rPr>
+            <w:noProof/>
+            <w:webHidden/>
+          </w:rPr>
+          <w:t>8</w:t>
+        </w:r>
+        <w:r>
+          <w:rPr>
+            <w:noProof/>
+            <w:webHidden/>
+          </w:rPr>
+          <w:fldChar w:fldCharType="end"/>
+        </w:r>
+      </w:hyperlink>
+    </w:p>
+    <w:p>
+      <w:pPr>
+        <w:pStyle w:val="Tabladeilustraciones"/>
+        <w:tabs>
+          <w:tab w:val="right" w:leader="dot" w:pos="9020"/>
+        </w:tabs>
+        <w:rPr>
+          <w:rFonts w:asciiTheme="minorHAnsi" w:eastAsiaTheme="minorEastAsia" w:hAnsiTheme="minorHAnsi" w:cstheme="minorBidi"/>
+          <w:noProof/>
+          <w:sz w:val="22"/>
+          <w:lang w:val="es-MX" w:eastAsia="es-MX"/>
+        </w:rPr>
+      </w:pPr>
+      <w:hyperlink w:anchor="_Toc243988576" w:history="1">
+        <w:r>
+          <w:rPr>
+            <w:rStyle w:val="Hipervnculo"/>
+            <w:noProof/>
+          </w:rPr>
+          <w:t>Tabla 17. Flujos alternativos — Consultar catálogo</w:t>
+        </w:r>
+        <w:r>
+          <w:rPr>
+            <w:noProof/>
+            <w:webHidden/>
+          </w:rPr>
+          <w:tab/>
+        </w:r>
+        <w:r>
+          <w:rPr>
+            <w:noProof/>
+            <w:webHidden/>
+          </w:rPr>
+          <w:fldChar w:fldCharType="begin"/>
+        </w:r>
+        <w:r>
+          <w:rPr>
+            <w:noProof/>
+            <w:webHidden/>
+          </w:rPr>
+          <w:instrText xml:space="preserve"> PAGEREF _Toc243988576 \h </w:instrText>
         </w:r>
         <w:r>
           <w:rPr>
@@ -7852,13 +8274,13 @@
           <w:lang w:val="es-MX" w:eastAsia="es-MX"/>
         </w:rPr>
       </w:pPr>
-      <w:hyperlink w:anchor="_Toc242892495" w:history="1">
+      <w:hyperlink w:anchor="_Toc243988577" w:history="1">
         <w:r>
           <w:rPr>
             <w:rStyle w:val="Hipervnculo"/>
             <w:noProof/>
           </w:rPr>
-          <w:t>Tabla 12. ECUD — CU-01: Autenticarse</w:t>
+          <w:t>Tabla 18. ECUD — CU-03: Consultar unidades por categoría</w:t>
         </w:r>
         <w:r>
           <w:rPr>
@@ -7879,7 +8301,7 @@
             <w:noProof/>
             <w:webHidden/>
           </w:rPr>
-          <w:instrText xml:space="preserve"> PAGEREF _Toc242892495 \h </w:instrText>
+          <w:instrText xml:space="preserve"> PAGEREF _Toc243988577 \h </w:instrText>
         </w:r>
         <w:r>
           <w:rPr>
@@ -7923,13 +8345,13 @@
           <w:lang w:val="es-MX" w:eastAsia="es-MX"/>
         </w:rPr>
       </w:pPr>
-      <w:hyperlink w:anchor="_Toc242892496" w:history="1">
+      <w:hyperlink w:anchor="_Toc243988578" w:history="1">
         <w:r>
           <w:rPr>
             <w:rStyle w:val="Hipervnculo"/>
             <w:noProof/>
           </w:rPr>
-          <w:t>Tabla 13. Flujo básico — Autenticarse</w:t>
+          <w:t>Tabla 19. Flujo básico — Consultar unidades por categoría</w:t>
         </w:r>
         <w:r>
           <w:rPr>
@@ -7950,7 +8372,7 @@
             <w:noProof/>
             <w:webHidden/>
           </w:rPr>
-          <w:instrText xml:space="preserve"> PAGEREF _Toc242892496 \h </w:instrText>
+          <w:instrText xml:space="preserve"> PAGEREF _Toc243988578 \h </w:instrText>
         </w:r>
         <w:r>
           <w:rPr>
@@ -7994,13 +8416,13 @@
           <w:lang w:val="es-MX" w:eastAsia="es-MX"/>
         </w:rPr>
       </w:pPr>
-      <w:hyperlink w:anchor="_Toc242892497" w:history="1">
+      <w:hyperlink w:anchor="_Toc243988579" w:history="1">
         <w:r>
           <w:rPr>
             <w:rStyle w:val="Hipervnculo"/>
             <w:noProof/>
           </w:rPr>
-          <w:t>Tabla 14. Flujos alternativos — Autenticarse</w:t>
+          <w:t>Tabla 20. Flujos alternativos — Consultar unidades por categoría</w:t>
         </w:r>
         <w:r>
           <w:rPr>
@@ -8021,7 +8443,7 @@
             <w:noProof/>
             <w:webHidden/>
           </w:rPr>
-          <w:instrText xml:space="preserve"> PAGEREF _Toc242892497 \h </w:instrText>
+          <w:instrText xml:space="preserve"> PAGEREF _Toc243988579 \h </w:instrText>
         </w:r>
         <w:r>
           <w:rPr>
@@ -8065,13 +8487,13 @@
           <w:lang w:val="es-MX" w:eastAsia="es-MX"/>
         </w:rPr>
       </w:pPr>
-      <w:hyperlink w:anchor="_Toc242892498" w:history="1">
+      <w:hyperlink w:anchor="_Toc243988580" w:history="1">
         <w:r>
           <w:rPr>
             <w:rStyle w:val="Hipervnculo"/>
             <w:noProof/>
           </w:rPr>
-          <w:t>Tabla 15. ECUD — CU-02: Consultar catálogo</w:t>
+          <w:t>Tabla 21. ECUD — CU-04: Realizar conversión</w:t>
         </w:r>
         <w:r>
           <w:rPr>
@@ -8092,7 +8514,7 @@
             <w:noProof/>
             <w:webHidden/>
           </w:rPr>
-          <w:instrText xml:space="preserve"> PAGEREF _Toc242892498 \h </w:instrText>
+          <w:instrText xml:space="preserve"> PAGEREF _Toc243988580 \h </w:instrText>
         </w:r>
         <w:r>
           <w:rPr>
@@ -8136,13 +8558,13 @@
           <w:lang w:val="es-MX" w:eastAsia="es-MX"/>
         </w:rPr>
       </w:pPr>
-      <w:hyperlink w:anchor="_Toc242892499" w:history="1">
+      <w:hyperlink w:anchor="_Toc243988581" w:history="1">
         <w:r>
           <w:rPr>
             <w:rStyle w:val="Hipervnculo"/>
             <w:noProof/>
           </w:rPr>
-          <w:t>Tabla 16. Flujo básico — Consultar catálogo</w:t>
+          <w:t>Tabla 22. Flujo básico — Realizar conversión</w:t>
         </w:r>
         <w:r>
           <w:rPr>
@@ -8163,7 +8585,7 @@
             <w:noProof/>
             <w:webHidden/>
           </w:rPr>
-          <w:instrText xml:space="preserve"> PAGEREF _Toc242892499 \h </w:instrText>
+          <w:instrText xml:space="preserve"> PAGEREF _Toc243988581 \h </w:instrText>
         </w:r>
         <w:r>
           <w:rPr>
@@ -8207,13 +8629,13 @@
           <w:lang w:val="es-MX" w:eastAsia="es-MX"/>
         </w:rPr>
       </w:pPr>
-      <w:hyperlink w:anchor="_Toc242892500" w:history="1">
+      <w:hyperlink w:anchor="_Toc243988582" w:history="1">
         <w:r>
           <w:rPr>
             <w:rStyle w:val="Hipervnculo"/>
             <w:noProof/>
           </w:rPr>
-          <w:t>Tabla 17. Flujos alternativos — Consultar catálogo</w:t>
+          <w:t>Tabla 23. Flujos alternativos — Realizar conversión</w:t>
         </w:r>
         <w:r>
           <w:rPr>
@@ -8234,7 +8656,7 @@
             <w:noProof/>
             <w:webHidden/>
           </w:rPr>
-          <w:instrText xml:space="preserve"> PAGEREF _Toc242892500 \h </w:instrText>
+          <w:instrText xml:space="preserve"> PAGEREF _Toc243988582 \h </w:instrText>
         </w:r>
         <w:r>
           <w:rPr>
@@ -8278,13 +8700,13 @@
           <w:lang w:val="es-MX" w:eastAsia="es-MX"/>
         </w:rPr>
       </w:pPr>
-      <w:hyperlink w:anchor="_Toc242892501" w:history="1">
+      <w:hyperlink w:anchor="_Toc243988583" w:history="1">
         <w:r>
           <w:rPr>
             <w:rStyle w:val="Hipervnculo"/>
             <w:noProof/>
           </w:rPr>
-          <w:t>Tabla 18. ECUD — CU-03: Consultar unidades por categoría</w:t>
+          <w:t>Tabla 24. Reglas de conversión de CU-04</w:t>
         </w:r>
         <w:r>
           <w:rPr>
@@ -8305,7 +8727,7 @@
             <w:noProof/>
             <w:webHidden/>
           </w:rPr>
-          <w:instrText xml:space="preserve"> PAGEREF _Toc242892501 \h </w:instrText>
+          <w:instrText xml:space="preserve"> PAGEREF _Toc243988583 \h </w:instrText>
         </w:r>
         <w:r>
           <w:rPr>
@@ -8349,13 +8771,13 @@
           <w:lang w:val="es-MX" w:eastAsia="es-MX"/>
         </w:rPr>
       </w:pPr>
-      <w:hyperlink w:anchor="_Toc242892502" w:history="1">
+      <w:hyperlink w:anchor="_Toc243988584" w:history="1">
         <w:r>
           <w:rPr>
             <w:rStyle w:val="Hipervnculo"/>
             <w:noProof/>
           </w:rPr>
-          <w:t>Tabla 19. Flujo básico — Consultar unidades por categoría</w:t>
+          <w:t>Tabla 25. ECUD — CU-05: Validar token</w:t>
         </w:r>
         <w:r>
           <w:rPr>
@@ -8376,7 +8798,7 @@
             <w:noProof/>
             <w:webHidden/>
           </w:rPr>
-          <w:instrText xml:space="preserve"> PAGEREF _Toc242892502 \h </w:instrText>
+          <w:instrText xml:space="preserve"> PAGEREF _Toc243988584 \h </w:instrText>
         </w:r>
         <w:r>
           <w:rPr>
@@ -8420,13 +8842,13 @@
           <w:lang w:val="es-MX" w:eastAsia="es-MX"/>
         </w:rPr>
       </w:pPr>
-      <w:hyperlink w:anchor="_Toc242892503" w:history="1">
+      <w:hyperlink w:anchor="_Toc243988585" w:history="1">
         <w:r>
           <w:rPr>
             <w:rStyle w:val="Hipervnculo"/>
             <w:noProof/>
           </w:rPr>
-          <w:t>Tabla 20. Flujos alternativos — Consultar unidades por categoría</w:t>
+          <w:t>Tabla 26. Flujo básico — Validar token</w:t>
         </w:r>
         <w:r>
           <w:rPr>
@@ -8447,7 +8869,7 @@
             <w:noProof/>
             <w:webHidden/>
           </w:rPr>
-          <w:instrText xml:space="preserve"> PAGEREF _Toc242892503 \h </w:instrText>
+          <w:instrText xml:space="preserve"> PAGEREF _Toc243988585 \h </w:instrText>
         </w:r>
         <w:r>
           <w:rPr>
@@ -8491,13 +8913,13 @@
           <w:lang w:val="es-MX" w:eastAsia="es-MX"/>
         </w:rPr>
       </w:pPr>
-      <w:hyperlink w:anchor="_Toc242892504" w:history="1">
+      <w:hyperlink w:anchor="_Toc243988586" w:history="1">
         <w:r>
           <w:rPr>
             <w:rStyle w:val="Hipervnculo"/>
             <w:noProof/>
           </w:rPr>
-          <w:t>Tabla 21. ECUD — CU-04: Realizar conversión</w:t>
+          <w:t>Tabla 27. Flujos alternativos — Validar token</w:t>
         </w:r>
         <w:r>
           <w:rPr>
@@ -8518,7 +8940,7 @@
             <w:noProof/>
             <w:webHidden/>
           </w:rPr>
-          <w:instrText xml:space="preserve"> PAGEREF _Toc242892504 \h </w:instrText>
+          <w:instrText xml:space="preserve"> PAGEREF _Toc243988586 \h </w:instrText>
         </w:r>
         <w:r>
           <w:rPr>
@@ -8562,13 +8984,13 @@
           <w:lang w:val="es-MX" w:eastAsia="es-MX"/>
         </w:rPr>
       </w:pPr>
-      <w:hyperlink w:anchor="_Toc242892505" w:history="1">
+      <w:hyperlink w:anchor="_Toc243988587" w:history="1">
         <w:r>
           <w:rPr>
             <w:rStyle w:val="Hipervnculo"/>
             <w:noProof/>
           </w:rPr>
-          <w:t>Tabla 22. Flujo básico — Realizar conversión</w:t>
+          <w:t>Tabla 28. ECUD — CU-06: Validar datos de conversión</w:t>
         </w:r>
         <w:r>
           <w:rPr>
@@ -8589,7 +9011,7 @@
             <w:noProof/>
             <w:webHidden/>
           </w:rPr>
-          <w:instrText xml:space="preserve"> PAGEREF _Toc242892505 \h </w:instrText>
+          <w:instrText xml:space="preserve"> PAGEREF _Toc243988587 \h </w:instrText>
         </w:r>
         <w:r>
           <w:rPr>
@@ -8633,13 +9055,13 @@
           <w:lang w:val="es-MX" w:eastAsia="es-MX"/>
         </w:rPr>
       </w:pPr>
-      <w:hyperlink w:anchor="_Toc242892506" w:history="1">
+      <w:hyperlink w:anchor="_Toc243988588" w:history="1">
         <w:r>
           <w:rPr>
             <w:rStyle w:val="Hipervnculo"/>
             <w:noProof/>
           </w:rPr>
-          <w:t>Tabla 23. Flujos alternativos — Realizar conversión</w:t>
+          <w:t>Tabla 29. Flujo básico — Validar datos de conversión</w:t>
         </w:r>
         <w:r>
           <w:rPr>
@@ -8660,7 +9082,7 @@
             <w:noProof/>
             <w:webHidden/>
           </w:rPr>
-          <w:instrText xml:space="preserve"> PAGEREF _Toc242892506 \h </w:instrText>
+          <w:instrText xml:space="preserve"> PAGEREF _Toc243988588 \h </w:instrText>
         </w:r>
         <w:r>
           <w:rPr>
@@ -8704,13 +9126,13 @@
           <w:lang w:val="es-MX" w:eastAsia="es-MX"/>
         </w:rPr>
       </w:pPr>
-      <w:hyperlink w:anchor="_Toc242892507" w:history="1">
+      <w:hyperlink w:anchor="_Toc243988589" w:history="1">
         <w:r>
           <w:rPr>
             <w:rStyle w:val="Hipervnculo"/>
             <w:noProof/>
           </w:rPr>
-          <w:t>Tabla 24. Reglas de conversión de CU-04</w:t>
+          <w:t>Tabla 30. Flujos alternativos — Validar datos de conversión</w:t>
         </w:r>
         <w:r>
           <w:rPr>
@@ -8731,7 +9153,7 @@
             <w:noProof/>
             <w:webHidden/>
           </w:rPr>
-          <w:instrText xml:space="preserve"> PAGEREF _Toc242892507 \h </w:instrText>
+          <w:instrText xml:space="preserve"> PAGEREF _Toc243988589 \h </w:instrText>
         </w:r>
         <w:r>
           <w:rPr>
@@ -8775,13 +9197,13 @@
           <w:lang w:val="es-MX" w:eastAsia="es-MX"/>
         </w:rPr>
       </w:pPr>
-      <w:hyperlink w:anchor="_Toc242892508" w:history="1">
+      <w:hyperlink w:anchor="_Toc243988590" w:history="1">
         <w:r>
           <w:rPr>
             <w:rStyle w:val="Hipervnculo"/>
             <w:noProof/>
           </w:rPr>
-          <w:t>Tabla 25. ECUD — CU-05: Validar token</w:t>
+          <w:t>Tabla 31. ECUD — CU-07: Generar respuesta estructurada</w:t>
         </w:r>
         <w:r>
           <w:rPr>
@@ -8802,7 +9224,7 @@
             <w:noProof/>
             <w:webHidden/>
           </w:rPr>
-          <w:instrText xml:space="preserve"> PAGEREF _Toc242892508 \h </w:instrText>
+          <w:instrText xml:space="preserve"> PAGEREF _Toc243988590 \h </w:instrText>
         </w:r>
         <w:r>
           <w:rPr>
@@ -8846,13 +9268,13 @@
           <w:lang w:val="es-MX" w:eastAsia="es-MX"/>
         </w:rPr>
       </w:pPr>
-      <w:hyperlink w:anchor="_Toc242892509" w:history="1">
+      <w:hyperlink w:anchor="_Toc243988591" w:history="1">
         <w:r>
           <w:rPr>
             <w:rStyle w:val="Hipervnculo"/>
             <w:noProof/>
           </w:rPr>
-          <w:t>Tabla 26. Flujo básico — Validar token</w:t>
+          <w:t>Tabla 32. Flujo básico — Generar respuesta estructurada</w:t>
         </w:r>
         <w:r>
           <w:rPr>
@@ -8873,7 +9295,78 @@
             <w:noProof/>
             <w:webHidden/>
           </w:rPr>
-          <w:instrText xml:space="preserve"> PAGEREF _Toc242892509 \h </w:instrText>
+          <w:instrText xml:space="preserve"> PAGEREF _Toc243988591 \h </w:instrText>
+        </w:r>
+        <w:r>
+          <w:rPr>
+            <w:noProof/>
+            <w:webHidden/>
+          </w:rPr>
+        </w:r>
+        <w:r>
+          <w:rPr>
+            <w:noProof/>
+            <w:webHidden/>
+          </w:rPr>
+          <w:fldChar w:fldCharType="separate"/>
+        </w:r>
+        <w:r>
+          <w:rPr>
+            <w:noProof/>
+            <w:webHidden/>
+          </w:rPr>
+          <w:t>13</w:t>
+        </w:r>
+        <w:r>
+          <w:rPr>
+            <w:noProof/>
+            <w:webHidden/>
+          </w:rPr>
+          <w:fldChar w:fldCharType="end"/>
+        </w:r>
+      </w:hyperlink>
+    </w:p>
+    <w:p>
+      <w:pPr>
+        <w:pStyle w:val="Tabladeilustraciones"/>
+        <w:tabs>
+          <w:tab w:val="right" w:leader="dot" w:pos="9020"/>
+        </w:tabs>
+        <w:rPr>
+          <w:rFonts w:asciiTheme="minorHAnsi" w:eastAsiaTheme="minorEastAsia" w:hAnsiTheme="minorHAnsi" w:cstheme="minorBidi"/>
+          <w:noProof/>
+          <w:sz w:val="22"/>
+          <w:lang w:val="es-MX" w:eastAsia="es-MX"/>
+        </w:rPr>
+      </w:pPr>
+      <w:hyperlink w:anchor="_Toc243988592" w:history="1">
+        <w:r>
+          <w:rPr>
+            <w:rStyle w:val="Hipervnculo"/>
+            <w:noProof/>
+          </w:rPr>
+          <w:t>Tabla 33. Flujos alternativos — Generar respuesta estructurada</w:t>
+        </w:r>
+        <w:r>
+          <w:rPr>
+            <w:noProof/>
+            <w:webHidden/>
+          </w:rPr>
+          <w:tab/>
+        </w:r>
+        <w:r>
+          <w:rPr>
+            <w:noProof/>
+            <w:webHidden/>
+          </w:rPr>
+          <w:fldChar w:fldCharType="begin"/>
+        </w:r>
+        <w:r>
+          <w:rPr>
+            <w:noProof/>
+            <w:webHidden/>
+          </w:rPr>
+          <w:instrText xml:space="preserve"> PAGEREF _Toc243988592 \h </w:instrText>
         </w:r>
         <w:r>
           <w:rPr>
@@ -8917,13 +9410,13 @@
           <w:lang w:val="es-MX" w:eastAsia="es-MX"/>
         </w:rPr>
       </w:pPr>
-      <w:hyperlink w:anchor="_Toc242892510" w:history="1">
+      <w:hyperlink w:anchor="_Toc243988593" w:history="1">
         <w:r>
           <w:rPr>
             <w:rStyle w:val="Hipervnculo"/>
             <w:noProof/>
           </w:rPr>
-          <w:t>Tabla 27. Flujos alternativos — Validar token</w:t>
+          <w:t>Tabla 34. ECUD — CU-08: Token inválido</w:t>
         </w:r>
         <w:r>
           <w:rPr>
@@ -8944,7 +9437,7 @@
             <w:noProof/>
             <w:webHidden/>
           </w:rPr>
-          <w:instrText xml:space="preserve"> PAGEREF _Toc242892510 \h </w:instrText>
+          <w:instrText xml:space="preserve"> PAGEREF _Toc243988593 \h </w:instrText>
         </w:r>
         <w:r>
           <w:rPr>
@@ -8988,13 +9481,13 @@
           <w:lang w:val="es-MX" w:eastAsia="es-MX"/>
         </w:rPr>
       </w:pPr>
-      <w:hyperlink w:anchor="_Toc242892511" w:history="1">
+      <w:hyperlink w:anchor="_Toc243988594" w:history="1">
         <w:r>
           <w:rPr>
             <w:rStyle w:val="Hipervnculo"/>
             <w:noProof/>
           </w:rPr>
-          <w:t>Tabla 28. ECUD — CU-06: Validar datos de conversión</w:t>
+          <w:t>Tabla 35. Flujo básico — Token inválido</w:t>
         </w:r>
         <w:r>
           <w:rPr>
@@ -9015,7 +9508,7 @@
             <w:noProof/>
             <w:webHidden/>
           </w:rPr>
-          <w:instrText xml:space="preserve"> PAGEREF _Toc242892511 \h </w:instrText>
+          <w:instrText xml:space="preserve"> PAGEREF _Toc243988594 \h </w:instrText>
         </w:r>
         <w:r>
           <w:rPr>
@@ -9059,13 +9552,13 @@
           <w:lang w:val="es-MX" w:eastAsia="es-MX"/>
         </w:rPr>
       </w:pPr>
-      <w:hyperlink w:anchor="_Toc242892512" w:history="1">
+      <w:hyperlink w:anchor="_Toc243988595" w:history="1">
         <w:r>
           <w:rPr>
             <w:rStyle w:val="Hipervnculo"/>
             <w:noProof/>
           </w:rPr>
-          <w:t>Tabla 29. Flujo básico — Validar datos de conversión</w:t>
+          <w:t>Tabla 36. Flujos alternativos — Token inválido</w:t>
         </w:r>
         <w:r>
           <w:rPr>
@@ -9086,7 +9579,7 @@
             <w:noProof/>
             <w:webHidden/>
           </w:rPr>
-          <w:instrText xml:space="preserve"> PAGEREF _Toc242892512 \h </w:instrText>
+          <w:instrText xml:space="preserve"> PAGEREF _Toc243988595 \h </w:instrText>
         </w:r>
         <w:r>
           <w:rPr>
@@ -9130,13 +9623,13 @@
           <w:lang w:val="es-MX" w:eastAsia="es-MX"/>
         </w:rPr>
       </w:pPr>
-      <w:hyperlink w:anchor="_Toc242892513" w:history="1">
+      <w:hyperlink w:anchor="_Toc243988596" w:history="1">
         <w:r>
           <w:rPr>
             <w:rStyle w:val="Hipervnculo"/>
             <w:noProof/>
           </w:rPr>
-          <w:t>Tabla 30. Flujos alternativos — Validar datos de conversión</w:t>
+          <w:t>Tabla 37. ECUD — CU-09: Sesión expirada</w:t>
         </w:r>
         <w:r>
           <w:rPr>
@@ -9157,7 +9650,7 @@
             <w:noProof/>
             <w:webHidden/>
           </w:rPr>
-          <w:instrText xml:space="preserve"> PAGEREF _Toc242892513 \h </w:instrText>
+          <w:instrText xml:space="preserve"> PAGEREF _Toc243988596 \h </w:instrText>
         </w:r>
         <w:r>
           <w:rPr>
@@ -9201,13 +9694,13 @@
           <w:lang w:val="es-MX" w:eastAsia="es-MX"/>
         </w:rPr>
       </w:pPr>
-      <w:hyperlink w:anchor="_Toc242892514" w:history="1">
+      <w:hyperlink w:anchor="_Toc243988597" w:history="1">
         <w:r>
           <w:rPr>
             <w:rStyle w:val="Hipervnculo"/>
             <w:noProof/>
           </w:rPr>
-          <w:t>Tabla 31. ECUD — CU-07: Generar respuesta estructurada</w:t>
+          <w:t>Tabla 38. Flujo básico — Sesión expirada</w:t>
         </w:r>
         <w:r>
           <w:rPr>
@@ -9228,7 +9721,7 @@
             <w:noProof/>
             <w:webHidden/>
           </w:rPr>
-          <w:instrText xml:space="preserve"> PAGEREF _Toc242892514 \h </w:instrText>
+          <w:instrText xml:space="preserve"> PAGEREF _Toc243988597 \h </w:instrText>
         </w:r>
         <w:r>
           <w:rPr>
@@ -9272,13 +9765,13 @@
           <w:lang w:val="es-MX" w:eastAsia="es-MX"/>
         </w:rPr>
       </w:pPr>
-      <w:hyperlink w:anchor="_Toc242892515" w:history="1">
+      <w:hyperlink w:anchor="_Toc243988598" w:history="1">
         <w:r>
           <w:rPr>
             <w:rStyle w:val="Hipervnculo"/>
             <w:noProof/>
           </w:rPr>
-          <w:t>Tabla 32. Flujo básico — Generar respuesta estructurada</w:t>
+          <w:t>Tabla 39. Flujos alternativos — Sesión expirada</w:t>
         </w:r>
         <w:r>
           <w:rPr>
@@ -9299,7 +9792,7 @@
             <w:noProof/>
             <w:webHidden/>
           </w:rPr>
-          <w:instrText xml:space="preserve"> PAGEREF _Toc242892515 \h </w:instrText>
+          <w:instrText xml:space="preserve"> PAGEREF _Toc243988598 \h </w:instrText>
         </w:r>
         <w:r>
           <w:rPr>
@@ -9343,13 +9836,13 @@
           <w:lang w:val="es-MX" w:eastAsia="es-MX"/>
         </w:rPr>
       </w:pPr>
-      <w:hyperlink w:anchor="_Toc242892516" w:history="1">
+      <w:hyperlink w:anchor="_Toc243988599" w:history="1">
         <w:r>
           <w:rPr>
             <w:rStyle w:val="Hipervnculo"/>
             <w:noProof/>
           </w:rPr>
-          <w:t>Tabla 33. Flujos alternativos — Generar respuesta estructurada</w:t>
+          <w:t>Tabla 40. ECUD — CU-10: Unidad no soportada</w:t>
         </w:r>
         <w:r>
           <w:rPr>
@@ -9370,7 +9863,78 @@
             <w:noProof/>
             <w:webHidden/>
           </w:rPr>
-          <w:instrText xml:space="preserve"> PAGEREF _Toc242892516 \h </w:instrText>
+          <w:instrText xml:space="preserve"> PAGEREF _Toc243988599 \h </w:instrText>
+        </w:r>
+        <w:r>
+          <w:rPr>
+            <w:noProof/>
+            <w:webHidden/>
+          </w:rPr>
+        </w:r>
+        <w:r>
+          <w:rPr>
+            <w:noProof/>
+            <w:webHidden/>
+          </w:rPr>
+          <w:fldChar w:fldCharType="separate"/>
+        </w:r>
+        <w:r>
+          <w:rPr>
+            <w:noProof/>
+            <w:webHidden/>
+          </w:rPr>
+          <w:t>15</w:t>
+        </w:r>
+        <w:r>
+          <w:rPr>
+            <w:noProof/>
+            <w:webHidden/>
+          </w:rPr>
+          <w:fldChar w:fldCharType="end"/>
+        </w:r>
+      </w:hyperlink>
+    </w:p>
+    <w:p>
+      <w:pPr>
+        <w:pStyle w:val="Tabladeilustraciones"/>
+        <w:tabs>
+          <w:tab w:val="right" w:leader="dot" w:pos="9020"/>
+        </w:tabs>
+        <w:rPr>
+          <w:rFonts w:asciiTheme="minorHAnsi" w:eastAsiaTheme="minorEastAsia" w:hAnsiTheme="minorHAnsi" w:cstheme="minorBidi"/>
+          <w:noProof/>
+          <w:sz w:val="22"/>
+          <w:lang w:val="es-MX" w:eastAsia="es-MX"/>
+        </w:rPr>
+      </w:pPr>
+      <w:hyperlink w:anchor="_Toc243988600" w:history="1">
+        <w:r>
+          <w:rPr>
+            <w:rStyle w:val="Hipervnculo"/>
+            <w:noProof/>
+          </w:rPr>
+          <w:t>Tabla 41. Flujo básico — Unidad no soportada</w:t>
+        </w:r>
+        <w:r>
+          <w:rPr>
+            <w:noProof/>
+            <w:webHidden/>
+          </w:rPr>
+          <w:tab/>
+        </w:r>
+        <w:r>
+          <w:rPr>
+            <w:noProof/>
+            <w:webHidden/>
+          </w:rPr>
+          <w:fldChar w:fldCharType="begin"/>
+        </w:r>
+        <w:r>
+          <w:rPr>
+            <w:noProof/>
+            <w:webHidden/>
+          </w:rPr>
+          <w:instrText xml:space="preserve"> PAGEREF _Toc243988600 \h </w:instrText>
         </w:r>
         <w:r>
           <w:rPr>
@@ -9414,13 +9978,13 @@
           <w:lang w:val="es-MX" w:eastAsia="es-MX"/>
         </w:rPr>
       </w:pPr>
-      <w:hyperlink w:anchor="_Toc242892517" w:history="1">
+      <w:hyperlink w:anchor="_Toc243988601" w:history="1">
         <w:r>
           <w:rPr>
             <w:rStyle w:val="Hipervnculo"/>
             <w:noProof/>
           </w:rPr>
-          <w:t>Tabla 34. ECUD — CU-08: Token inválido</w:t>
+          <w:t>Tabla 42. Flujos alternativos — Unidad no soportada</w:t>
         </w:r>
         <w:r>
           <w:rPr>
@@ -9441,7 +10005,7 @@
             <w:noProof/>
             <w:webHidden/>
           </w:rPr>
-          <w:instrText xml:space="preserve"> PAGEREF _Toc242892517 \h </w:instrText>
+          <w:instrText xml:space="preserve"> PAGEREF _Toc243988601 \h </w:instrText>
         </w:r>
         <w:r>
           <w:rPr>
@@ -9485,13 +10049,13 @@
           <w:lang w:val="es-MX" w:eastAsia="es-MX"/>
         </w:rPr>
       </w:pPr>
-      <w:hyperlink w:anchor="_Toc242892518" w:history="1">
+      <w:hyperlink w:anchor="_Toc243988602" w:history="1">
         <w:r>
           <w:rPr>
             <w:rStyle w:val="Hipervnculo"/>
             <w:noProof/>
           </w:rPr>
-          <w:t>Tabla 35. Flujo básico — Token inválido</w:t>
+          <w:t>Tabla 43. ECUD — CU-11: Datos inconsistentes</w:t>
         </w:r>
         <w:r>
           <w:rPr>
@@ -9512,7 +10076,7 @@
             <w:noProof/>
             <w:webHidden/>
           </w:rPr>
-          <w:instrText xml:space="preserve"> PAGEREF _Toc242892518 \h </w:instrText>
+          <w:instrText xml:space="preserve"> PAGEREF _Toc243988602 \h </w:instrText>
         </w:r>
         <w:r>
           <w:rPr>
@@ -9556,13 +10120,13 @@
           <w:lang w:val="es-MX" w:eastAsia="es-MX"/>
         </w:rPr>
       </w:pPr>
-      <w:hyperlink w:anchor="_Toc242892519" w:history="1">
+      <w:hyperlink w:anchor="_Toc243988603" w:history="1">
         <w:r>
           <w:rPr>
             <w:rStyle w:val="Hipervnculo"/>
             <w:noProof/>
           </w:rPr>
-          <w:t>Tabla 36. Flujos alternativos — Token inválido</w:t>
+          <w:t>Tabla 44. Flujo básico — Datos inconsistentes</w:t>
         </w:r>
         <w:r>
           <w:rPr>
@@ -9583,7 +10147,7 @@
             <w:noProof/>
             <w:webHidden/>
           </w:rPr>
-          <w:instrText xml:space="preserve"> PAGEREF _Toc242892519 \h </w:instrText>
+          <w:instrText xml:space="preserve"> PAGEREF _Toc243988603 \h </w:instrText>
         </w:r>
         <w:r>
           <w:rPr>
@@ -9627,13 +10191,13 @@
           <w:lang w:val="es-MX" w:eastAsia="es-MX"/>
         </w:rPr>
       </w:pPr>
-      <w:hyperlink w:anchor="_Toc242892520" w:history="1">
+      <w:hyperlink w:anchor="_Toc243988604" w:history="1">
         <w:r>
           <w:rPr>
             <w:rStyle w:val="Hipervnculo"/>
             <w:noProof/>
           </w:rPr>
-          <w:t>Tabla 37. ECUD — CU-09: Sesión expirada</w:t>
+          <w:t>Tabla 45. Flujos alternativos — Datos inconsistentes</w:t>
         </w:r>
         <w:r>
           <w:rPr>
@@ -9654,78 +10218,7 @@
             <w:noProof/>
             <w:webHidden/>
           </w:rPr>
-          <w:instrText xml:space="preserve"> PAGEREF _Toc242892520 \h </w:instrText>
-        </w:r>
-        <w:r>
-          <w:rPr>
-            <w:noProof/>
-            <w:webHidden/>
-          </w:rPr>
-        </w:r>
-        <w:r>
-          <w:rPr>
-            <w:noProof/>
-            <w:webHidden/>
-          </w:rPr>
-          <w:fldChar w:fldCharType="separate"/>
-        </w:r>
-        <w:r>
-          <w:rPr>
-            <w:noProof/>
-            <w:webHidden/>
-          </w:rPr>
-          <w:t>16</w:t>
-        </w:r>
-        <w:r>
-          <w:rPr>
-            <w:noProof/>
-            <w:webHidden/>
-          </w:rPr>
-          <w:fldChar w:fldCharType="end"/>
-        </w:r>
-      </w:hyperlink>
-    </w:p>
-    <w:p>
-      <w:pPr>
-        <w:pStyle w:val="Tabladeilustraciones"/>
-        <w:tabs>
-          <w:tab w:val="right" w:leader="dot" w:pos="9020"/>
-        </w:tabs>
-        <w:rPr>
-          <w:rFonts w:asciiTheme="minorHAnsi" w:eastAsiaTheme="minorEastAsia" w:hAnsiTheme="minorHAnsi" w:cstheme="minorBidi"/>
-          <w:noProof/>
-          <w:sz w:val="22"/>
-          <w:lang w:val="es-MX" w:eastAsia="es-MX"/>
-        </w:rPr>
-      </w:pPr>
-      <w:hyperlink w:anchor="_Toc242892521" w:history="1">
-        <w:r>
-          <w:rPr>
-            <w:rStyle w:val="Hipervnculo"/>
-            <w:noProof/>
-          </w:rPr>
-          <w:t>Tabla 38. Flujo básico — Sesión expirada</w:t>
-        </w:r>
-        <w:r>
-          <w:rPr>
-            <w:noProof/>
-            <w:webHidden/>
-          </w:rPr>
-          <w:tab/>
-        </w:r>
-        <w:r>
-          <w:rPr>
-            <w:noProof/>
-            <w:webHidden/>
-          </w:rPr>
-          <w:fldChar w:fldCharType="begin"/>
-        </w:r>
-        <w:r>
-          <w:rPr>
-            <w:noProof/>
-            <w:webHidden/>
-          </w:rPr>
-          <w:instrText xml:space="preserve"> PAGEREF _Toc242892521 \h </w:instrText>
+          <w:instrText xml:space="preserve"> PAGEREF _Toc243988604 \h </w:instrText>
         </w:r>
         <w:r>
           <w:rPr>
@@ -9757,503 +10250,6 @@
       </w:hyperlink>
     </w:p>
     <w:p>
-      <w:pPr>
-        <w:pStyle w:val="Tabladeilustraciones"/>
-        <w:tabs>
-          <w:tab w:val="right" w:leader="dot" w:pos="9020"/>
-        </w:tabs>
-        <w:rPr>
-          <w:rFonts w:asciiTheme="minorHAnsi" w:eastAsiaTheme="minorEastAsia" w:hAnsiTheme="minorHAnsi" w:cstheme="minorBidi"/>
-          <w:noProof/>
-          <w:sz w:val="22"/>
-          <w:lang w:val="es-MX" w:eastAsia="es-MX"/>
-        </w:rPr>
-      </w:pPr>
-      <w:hyperlink w:anchor="_Toc242892522" w:history="1">
-        <w:r>
-          <w:rPr>
-            <w:rStyle w:val="Hipervnculo"/>
-            <w:noProof/>
-          </w:rPr>
-          <w:t>Tabla 39. Flujos alternativos — Sesión expirada</w:t>
-        </w:r>
-        <w:r>
-          <w:rPr>
-            <w:noProof/>
-            <w:webHidden/>
-          </w:rPr>
-          <w:tab/>
-        </w:r>
-        <w:r>
-          <w:rPr>
-            <w:noProof/>
-            <w:webHidden/>
-          </w:rPr>
-          <w:fldChar w:fldCharType="begin"/>
-        </w:r>
-        <w:r>
-          <w:rPr>
-            <w:noProof/>
-            <w:webHidden/>
-          </w:rPr>
-          <w:instrText xml:space="preserve"> PAGEREF _Toc242892522 \h </w:instrText>
-        </w:r>
-        <w:r>
-          <w:rPr>
-            <w:noProof/>
-            <w:webHidden/>
-          </w:rPr>
-        </w:r>
-        <w:r>
-          <w:rPr>
-            <w:noProof/>
-            <w:webHidden/>
-          </w:rPr>
-          <w:fldChar w:fldCharType="separate"/>
-        </w:r>
-        <w:r>
-          <w:rPr>
-            <w:noProof/>
-            <w:webHidden/>
-          </w:rPr>
-          <w:t>17</w:t>
-        </w:r>
-        <w:r>
-          <w:rPr>
-            <w:noProof/>
-            <w:webHidden/>
-          </w:rPr>
-          <w:fldChar w:fldCharType="end"/>
-        </w:r>
-      </w:hyperlink>
-    </w:p>
-    <w:p>
-      <w:pPr>
-        <w:pStyle w:val="Tabladeilustraciones"/>
-        <w:tabs>
-          <w:tab w:val="right" w:leader="dot" w:pos="9020"/>
-        </w:tabs>
-        <w:rPr>
-          <w:rFonts w:asciiTheme="minorHAnsi" w:eastAsiaTheme="minorEastAsia" w:hAnsiTheme="minorHAnsi" w:cstheme="minorBidi"/>
-          <w:noProof/>
-          <w:sz w:val="22"/>
-          <w:lang w:val="es-MX" w:eastAsia="es-MX"/>
-        </w:rPr>
-      </w:pPr>
-      <w:hyperlink w:anchor="_Toc242892523" w:history="1">
-        <w:r>
-          <w:rPr>
-            <w:rStyle w:val="Hipervnculo"/>
-            <w:noProof/>
-          </w:rPr>
-          <w:t>Tabla 40. ECUD — CU-10: Unidad no soportada</w:t>
-        </w:r>
-        <w:r>
-          <w:rPr>
-            <w:noProof/>
-            <w:webHidden/>
-          </w:rPr>
-          <w:tab/>
-        </w:r>
-        <w:r>
-          <w:rPr>
-            <w:noProof/>
-            <w:webHidden/>
-          </w:rPr>
-          <w:fldChar w:fldCharType="begin"/>
-        </w:r>
-        <w:r>
-          <w:rPr>
-            <w:noProof/>
-            <w:webHidden/>
-          </w:rPr>
-          <w:instrText xml:space="preserve"> PAGEREF _Toc242892523 \h </w:instrText>
-        </w:r>
-        <w:r>
-          <w:rPr>
-            <w:noProof/>
-            <w:webHidden/>
-          </w:rPr>
-        </w:r>
-        <w:r>
-          <w:rPr>
-            <w:noProof/>
-            <w:webHidden/>
-          </w:rPr>
-          <w:fldChar w:fldCharType="separate"/>
-        </w:r>
-        <w:r>
-          <w:rPr>
-            <w:noProof/>
-            <w:webHidden/>
-          </w:rPr>
-          <w:t>17</w:t>
-        </w:r>
-        <w:r>
-          <w:rPr>
-            <w:noProof/>
-            <w:webHidden/>
-          </w:rPr>
-          <w:fldChar w:fldCharType="end"/>
-        </w:r>
-      </w:hyperlink>
-    </w:p>
-    <w:p>
-      <w:pPr>
-        <w:pStyle w:val="Tabladeilustraciones"/>
-        <w:tabs>
-          <w:tab w:val="right" w:leader="dot" w:pos="9020"/>
-        </w:tabs>
-        <w:rPr>
-          <w:rFonts w:asciiTheme="minorHAnsi" w:eastAsiaTheme="minorEastAsia" w:hAnsiTheme="minorHAnsi" w:cstheme="minorBidi"/>
-          <w:noProof/>
-          <w:sz w:val="22"/>
-          <w:lang w:val="es-MX" w:eastAsia="es-MX"/>
-        </w:rPr>
-      </w:pPr>
-      <w:hyperlink w:anchor="_Toc242892524" w:history="1">
-        <w:r>
-          <w:rPr>
-            <w:rStyle w:val="Hipervnculo"/>
-            <w:noProof/>
-          </w:rPr>
-          <w:t>Tabla 41. Flujo básico — Unidad no soportada</w:t>
-        </w:r>
-        <w:r>
-          <w:rPr>
-            <w:noProof/>
-            <w:webHidden/>
-          </w:rPr>
-          <w:tab/>
-        </w:r>
-        <w:r>
-          <w:rPr>
-            <w:noProof/>
-            <w:webHidden/>
-          </w:rPr>
-          <w:fldChar w:fldCharType="begin"/>
-        </w:r>
-        <w:r>
-          <w:rPr>
-            <w:noProof/>
-            <w:webHidden/>
-          </w:rPr>
-          <w:instrText xml:space="preserve"> PAGEREF _Toc242892524 \h </w:instrText>
-        </w:r>
-        <w:r>
-          <w:rPr>
-            <w:noProof/>
-            <w:webHidden/>
-          </w:rPr>
-        </w:r>
-        <w:r>
-          <w:rPr>
-            <w:noProof/>
-            <w:webHidden/>
-          </w:rPr>
-          <w:fldChar w:fldCharType="separate"/>
-        </w:r>
-        <w:r>
-          <w:rPr>
-            <w:noProof/>
-            <w:webHidden/>
-          </w:rPr>
-          <w:t>18</w:t>
-        </w:r>
-        <w:r>
-          <w:rPr>
-            <w:noProof/>
-            <w:webHidden/>
-          </w:rPr>
-          <w:fldChar w:fldCharType="end"/>
-        </w:r>
-      </w:hyperlink>
-    </w:p>
-    <w:p>
-      <w:pPr>
-        <w:pStyle w:val="Tabladeilustraciones"/>
-        <w:tabs>
-          <w:tab w:val="right" w:leader="dot" w:pos="9020"/>
-        </w:tabs>
-        <w:rPr>
-          <w:rFonts w:asciiTheme="minorHAnsi" w:eastAsiaTheme="minorEastAsia" w:hAnsiTheme="minorHAnsi" w:cstheme="minorBidi"/>
-          <w:noProof/>
-          <w:sz w:val="22"/>
-          <w:lang w:val="es-MX" w:eastAsia="es-MX"/>
-        </w:rPr>
-      </w:pPr>
-      <w:hyperlink w:anchor="_Toc242892525" w:history="1">
-        <w:r>
-          <w:rPr>
-            <w:rStyle w:val="Hipervnculo"/>
-            <w:noProof/>
-          </w:rPr>
-          <w:t>Tabla 42. Flujos alternativos — Unidad no soportada</w:t>
-        </w:r>
-        <w:r>
-          <w:rPr>
-            <w:noProof/>
-            <w:webHidden/>
-          </w:rPr>
-          <w:tab/>
-        </w:r>
-        <w:r>
-          <w:rPr>
-            <w:noProof/>
-            <w:webHidden/>
-          </w:rPr>
-          <w:fldChar w:fldCharType="begin"/>
-        </w:r>
-        <w:r>
-          <w:rPr>
-            <w:noProof/>
-            <w:webHidden/>
-          </w:rPr>
-          <w:instrText xml:space="preserve"> PAGEREF _Toc242892525 \h </w:instrText>
-        </w:r>
-        <w:r>
-          <w:rPr>
-            <w:noProof/>
-            <w:webHidden/>
-          </w:rPr>
-        </w:r>
-        <w:r>
-          <w:rPr>
-            <w:noProof/>
-            <w:webHidden/>
-          </w:rPr>
-          <w:fldChar w:fldCharType="separate"/>
-        </w:r>
-        <w:r>
-          <w:rPr>
-            <w:noProof/>
-            <w:webHidden/>
-          </w:rPr>
-          <w:t>18</w:t>
-        </w:r>
-        <w:r>
-          <w:rPr>
-            <w:noProof/>
-            <w:webHidden/>
-          </w:rPr>
-          <w:fldChar w:fldCharType="end"/>
-        </w:r>
-      </w:hyperlink>
-    </w:p>
-    <w:p>
-      <w:pPr>
-        <w:pStyle w:val="Tabladeilustraciones"/>
-        <w:tabs>
-          <w:tab w:val="right" w:leader="dot" w:pos="9020"/>
-        </w:tabs>
-        <w:rPr>
-          <w:rFonts w:asciiTheme="minorHAnsi" w:eastAsiaTheme="minorEastAsia" w:hAnsiTheme="minorHAnsi" w:cstheme="minorBidi"/>
-          <w:noProof/>
-          <w:sz w:val="22"/>
-          <w:lang w:val="es-MX" w:eastAsia="es-MX"/>
-        </w:rPr>
-      </w:pPr>
-      <w:hyperlink w:anchor="_Toc242892526" w:history="1">
-        <w:r>
-          <w:rPr>
-            <w:rStyle w:val="Hipervnculo"/>
-            <w:noProof/>
-          </w:rPr>
-          <w:t>Tabla 43. ECUD — CU-11: Datos inconsistentes</w:t>
-        </w:r>
-        <w:r>
-          <w:rPr>
-            <w:noProof/>
-            <w:webHidden/>
-          </w:rPr>
-          <w:tab/>
-        </w:r>
-        <w:r>
-          <w:rPr>
-            <w:noProof/>
-            <w:webHidden/>
-          </w:rPr>
-          <w:fldChar w:fldCharType="begin"/>
-        </w:r>
-        <w:r>
-          <w:rPr>
-            <w:noProof/>
-            <w:webHidden/>
-          </w:rPr>
-          <w:instrText xml:space="preserve"> PAGEREF _Toc242892526 \h </w:instrText>
-        </w:r>
-        <w:r>
-          <w:rPr>
-            <w:noProof/>
-            <w:webHidden/>
-          </w:rPr>
-        </w:r>
-        <w:r>
-          <w:rPr>
-            <w:noProof/>
-            <w:webHidden/>
-          </w:rPr>
-          <w:fldChar w:fldCharType="separate"/>
-        </w:r>
-        <w:r>
-          <w:rPr>
-            <w:noProof/>
-            <w:webHidden/>
-          </w:rPr>
-          <w:t>18</w:t>
-        </w:r>
-        <w:r>
-          <w:rPr>
-            <w:noProof/>
-            <w:webHidden/>
-          </w:rPr>
-          <w:fldChar w:fldCharType="end"/>
-        </w:r>
-      </w:hyperlink>
-    </w:p>
-    <w:p>
-      <w:pPr>
-        <w:pStyle w:val="Tabladeilustraciones"/>
-        <w:tabs>
-          <w:tab w:val="right" w:leader="dot" w:pos="9020"/>
-        </w:tabs>
-        <w:rPr>
-          <w:rFonts w:asciiTheme="minorHAnsi" w:eastAsiaTheme="minorEastAsia" w:hAnsiTheme="minorHAnsi" w:cstheme="minorBidi"/>
-          <w:noProof/>
-          <w:sz w:val="22"/>
-          <w:lang w:val="es-MX" w:eastAsia="es-MX"/>
-        </w:rPr>
-      </w:pPr>
-      <w:hyperlink w:anchor="_Toc242892527" w:history="1">
-        <w:r>
-          <w:rPr>
-            <w:rStyle w:val="Hipervnculo"/>
-            <w:noProof/>
-          </w:rPr>
-          <w:t>Tabla 44. Flujo básico — Datos inconsistentes</w:t>
-        </w:r>
-        <w:r>
-          <w:rPr>
-            <w:noProof/>
-            <w:webHidden/>
-          </w:rPr>
-          <w:tab/>
-        </w:r>
-        <w:r>
-          <w:rPr>
-            <w:noProof/>
-            <w:webHidden/>
-          </w:rPr>
-          <w:fldChar w:fldCharType="begin"/>
-        </w:r>
-        <w:r>
-          <w:rPr>
-            <w:noProof/>
-            <w:webHidden/>
-          </w:rPr>
-          <w:instrText xml:space="preserve"> PAGEREF _Toc242892527 \h </w:instrText>
-        </w:r>
-        <w:r>
-          <w:rPr>
-            <w:noProof/>
-            <w:webHidden/>
-          </w:rPr>
-        </w:r>
-        <w:r>
-          <w:rPr>
-            <w:noProof/>
-            <w:webHidden/>
-          </w:rPr>
-          <w:fldChar w:fldCharType="separate"/>
-        </w:r>
-        <w:r>
-          <w:rPr>
-            <w:noProof/>
-            <w:webHidden/>
-          </w:rPr>
-          <w:t>18</w:t>
-        </w:r>
-        <w:r>
-          <w:rPr>
-            <w:noProof/>
-            <w:webHidden/>
-          </w:rPr>
-          <w:fldChar w:fldCharType="end"/>
-        </w:r>
-      </w:hyperlink>
-    </w:p>
-    <w:p>
-      <w:pPr>
-        <w:pStyle w:val="Tabladeilustraciones"/>
-        <w:tabs>
-          <w:tab w:val="right" w:leader="dot" w:pos="9020"/>
-        </w:tabs>
-        <w:rPr>
-          <w:rFonts w:asciiTheme="minorHAnsi" w:eastAsiaTheme="minorEastAsia" w:hAnsiTheme="minorHAnsi" w:cstheme="minorBidi"/>
-          <w:noProof/>
-          <w:sz w:val="22"/>
-          <w:lang w:val="es-MX" w:eastAsia="es-MX"/>
-        </w:rPr>
-      </w:pPr>
-      <w:hyperlink w:anchor="_Toc242892528" w:history="1">
-        <w:r>
-          <w:rPr>
-            <w:rStyle w:val="Hipervnculo"/>
-            <w:noProof/>
-          </w:rPr>
-          <w:t>Tabla 45. Flujos alternativos — Datos inconsistentes</w:t>
-        </w:r>
-        <w:r>
-          <w:rPr>
-            <w:noProof/>
-            <w:webHidden/>
-          </w:rPr>
-          <w:tab/>
-        </w:r>
-        <w:r>
-          <w:rPr>
-            <w:noProof/>
-            <w:webHidden/>
-          </w:rPr>
-          <w:fldChar w:fldCharType="begin"/>
-        </w:r>
-        <w:r>
-          <w:rPr>
-            <w:noProof/>
-            <w:webHidden/>
-          </w:rPr>
-          <w:instrText xml:space="preserve"> PAGEREF _Toc242892528 \h </w:instrText>
-        </w:r>
-        <w:r>
-          <w:rPr>
-            <w:noProof/>
-            <w:webHidden/>
-          </w:rPr>
-        </w:r>
-        <w:r>
-          <w:rPr>
-            <w:noProof/>
-            <w:webHidden/>
-          </w:rPr>
-          <w:fldChar w:fldCharType="separate"/>
-        </w:r>
-        <w:r>
-          <w:rPr>
-            <w:noProof/>
-            <w:webHidden/>
-          </w:rPr>
-          <w:t>18</w:t>
-        </w:r>
-        <w:r>
-          <w:rPr>
-            <w:noProof/>
-            <w:webHidden/>
-          </w:rPr>
-          <w:fldChar w:fldCharType="end"/>
-        </w:r>
-      </w:hyperlink>
-    </w:p>
-    <w:p>
       <w:r>
         <w:fldChar w:fldCharType="end"/>
       </w:r>
@@ -10283,9 +10279,8 @@
         </w:numPr>
         <w:spacing w:before="240" w:line="240" w:lineRule="auto"/>
       </w:pPr>
-      <w:bookmarkStart w:id="1" w:name="_Toc242892454"/>
+      <w:bookmarkStart w:id="1" w:name="_Toc243988530"/>
       <w:r>
-        <w:lastRenderedPageBreak/>
         <w:t>Introducción</w:t>
       </w:r>
       <w:bookmarkEnd w:id="1"/>
@@ -10309,7 +10304,7 @@
         </w:numPr>
         <w:spacing w:before="240" w:line="240" w:lineRule="auto"/>
       </w:pPr>
-      <w:bookmarkStart w:id="2" w:name="_Toc242892455"/>
+      <w:bookmarkStart w:id="2" w:name="_Toc243988531"/>
       <w:r>
         <w:t>Propósito</w:t>
       </w:r>
@@ -10329,7 +10324,7 @@
         </w:numPr>
         <w:spacing w:before="240" w:line="240" w:lineRule="auto"/>
       </w:pPr>
-      <w:bookmarkStart w:id="3" w:name="_Toc242892456"/>
+      <w:bookmarkStart w:id="3" w:name="_Toc243988532"/>
       <w:r>
         <w:t>Alcance</w:t>
       </w:r>
@@ -10373,12 +10368,13 @@
         </w:numPr>
       </w:pPr>
       <w:r>
+        <w:lastRenderedPageBreak/>
         <w:t>Temperatura: celsius, fahrenheit, kelvin, newton y reaumur.</w:t>
       </w:r>
     </w:p>
     <w:p>
       <w:r>
-        <w:t>Incluye además la autenticación mediante token, la consulta del catálogo de categorías y unidades, la validación de datos y el manejo de errores con una respuesta estructurada. Las categorías volumen, tiempo y área, y las conversiones de divisas, quedan fuera de este documento hasta confirmar su alcance con el tutor.</w:t>
+        <w:t>Incluye además la autenticación mediante token, la consulta del catálogo de categorías y unidades, la validación de datos y el manejo de errores con una respuesta estructurada. Las categorías volumen, tiempo y área quedan fuera de este documento hasta confirmar su alcance con el tutor.</w:t>
       </w:r>
     </w:p>
     <w:p>
@@ -10390,7 +10386,7 @@
         </w:numPr>
         <w:spacing w:before="240" w:line="240" w:lineRule="auto"/>
       </w:pPr>
-      <w:bookmarkStart w:id="4" w:name="_Toc242892457"/>
+      <w:bookmarkStart w:id="4" w:name="_Toc243988533"/>
       <w:r>
         <w:t>Definiciones, Acrónimos y Abreviaturas</w:t>
       </w:r>
@@ -10405,7 +10401,7 @@
           <w:numId w:val="20"/>
         </w:numPr>
       </w:pPr>
-      <w:bookmarkStart w:id="5" w:name="_Toc242892458"/>
+      <w:bookmarkStart w:id="5" w:name="_Toc243988534"/>
       <w:r>
         <w:t>Definiciones</w:t>
       </w:r>
@@ -10416,7 +10412,7 @@
         <w:pStyle w:val="Descripcin"/>
         <w:keepNext/>
       </w:pPr>
-      <w:bookmarkStart w:id="6" w:name="_Toc242892484"/>
+      <w:bookmarkStart w:id="6" w:name="_Toc243988560"/>
       <w:r>
         <w:t xml:space="preserve">Tabla </w:t>
       </w:r>
@@ -10924,7 +10920,6 @@
                 <w:sz w:val="22"/>
                 <w:szCs w:val="22"/>
               </w:rPr>
-              <w:lastRenderedPageBreak/>
               <w:t>SOAP / WSDL</w:t>
             </w:r>
           </w:p>
@@ -11026,7 +11021,7 @@
           <w:numId w:val="20"/>
         </w:numPr>
       </w:pPr>
-      <w:bookmarkStart w:id="7" w:name="_Toc242892459"/>
+      <w:bookmarkStart w:id="7" w:name="_Toc243988535"/>
       <w:r>
         <w:t>Acrónimos y abreviaturas</w:t>
       </w:r>
@@ -11037,7 +11032,7 @@
         <w:pStyle w:val="Descripcin"/>
         <w:keepNext/>
       </w:pPr>
-      <w:bookmarkStart w:id="8" w:name="_Toc242892485"/>
+      <w:bookmarkStart w:id="8" w:name="_Toc243988561"/>
       <w:r>
         <w:t xml:space="preserve">Tabla </w:t>
       </w:r>
@@ -11701,7 +11696,7 @@
         </w:numPr>
         <w:spacing w:before="240" w:line="240" w:lineRule="auto"/>
       </w:pPr>
-      <w:bookmarkStart w:id="9" w:name="_Toc242892460"/>
+      <w:bookmarkStart w:id="9" w:name="_Toc243988536"/>
       <w:r>
         <w:t>Referencias</w:t>
       </w:r>
@@ -11712,7 +11707,7 @@
         <w:pStyle w:val="Descripcin"/>
         <w:keepNext/>
       </w:pPr>
-      <w:bookmarkStart w:id="10" w:name="_Toc242892486"/>
+      <w:bookmarkStart w:id="10" w:name="_Toc243988562"/>
       <w:r>
         <w:t xml:space="preserve">Tabla </w:t>
       </w:r>
@@ -12040,6 +12035,7 @@
                 <w:sz w:val="22"/>
                 <w:szCs w:val="22"/>
               </w:rPr>
+              <w:lastRenderedPageBreak/>
               <w:t>2.</w:t>
             </w:r>
           </w:p>
@@ -12291,7 +12287,7 @@
         </w:numPr>
         <w:spacing w:before="240" w:line="240" w:lineRule="auto"/>
       </w:pPr>
-      <w:bookmarkStart w:id="11" w:name="_Toc242892461"/>
+      <w:bookmarkStart w:id="11" w:name="_Toc243988537"/>
       <w:r>
         <w:t>Visión General del Documento</w:t>
       </w:r>
@@ -12311,7 +12307,7 @@
         </w:numPr>
         <w:spacing w:before="240" w:line="240" w:lineRule="auto"/>
       </w:pPr>
-      <w:bookmarkStart w:id="12" w:name="_Toc242892462"/>
+      <w:bookmarkStart w:id="12" w:name="_Toc243988538"/>
       <w:r>
         <w:t>Actores</w:t>
       </w:r>
@@ -12322,7 +12318,7 @@
         <w:pStyle w:val="Descripcin"/>
         <w:keepNext/>
       </w:pPr>
-      <w:bookmarkStart w:id="13" w:name="_Toc242892487"/>
+      <w:bookmarkStart w:id="13" w:name="_Toc243988563"/>
       <w:r>
         <w:t xml:space="preserve">Tabla </w:t>
       </w:r>
@@ -12538,9 +12534,8 @@
         <w:pStyle w:val="Descripcin"/>
         <w:keepNext/>
       </w:pPr>
-      <w:bookmarkStart w:id="14" w:name="_Toc242892488"/>
+      <w:bookmarkStart w:id="14" w:name="_Toc243988564"/>
       <w:r>
-        <w:lastRenderedPageBreak/>
         <w:t xml:space="preserve">Tabla </w:t>
       </w:r>
       <w:r>
@@ -12755,7 +12750,7 @@
         <w:pStyle w:val="Descripcin"/>
         <w:keepNext/>
       </w:pPr>
-      <w:bookmarkStart w:id="15" w:name="_Toc242892489"/>
+      <w:bookmarkStart w:id="15" w:name="_Toc243988565"/>
       <w:r>
         <w:t xml:space="preserve">Tabla </w:t>
       </w:r>
@@ -12971,7 +12966,7 @@
         <w:pStyle w:val="Descripcin"/>
         <w:keepNext/>
       </w:pPr>
-      <w:bookmarkStart w:id="16" w:name="_Toc242892490"/>
+      <w:bookmarkStart w:id="16" w:name="_Toc243988566"/>
       <w:r>
         <w:t xml:space="preserve">Tabla </w:t>
       </w:r>
@@ -13187,7 +13182,7 @@
         <w:pStyle w:val="Descripcin"/>
         <w:keepNext/>
       </w:pPr>
-      <w:bookmarkStart w:id="17" w:name="_Toc242892491"/>
+      <w:bookmarkStart w:id="17" w:name="_Toc243988567"/>
       <w:r>
         <w:t xml:space="preserve">Tabla </w:t>
       </w:r>
@@ -13362,6 +13357,7 @@
                 <w:sz w:val="22"/>
                 <w:szCs w:val="22"/>
               </w:rPr>
+              <w:lastRenderedPageBreak/>
               <w:t>Comentarios</w:t>
             </w:r>
           </w:p>
@@ -13407,7 +13403,7 @@
         </w:numPr>
         <w:spacing w:before="240" w:line="240" w:lineRule="auto"/>
       </w:pPr>
-      <w:bookmarkStart w:id="18" w:name="_Toc242892463"/>
+      <w:bookmarkStart w:id="18" w:name="_Toc243988539"/>
       <w:r>
         <w:t>Modelo de casos de uso</w:t>
       </w:r>
@@ -13422,9 +13418,8 @@
           <w:numId w:val="20"/>
         </w:numPr>
       </w:pPr>
-      <w:bookmarkStart w:id="19" w:name="_Toc242892464"/>
+      <w:bookmarkStart w:id="19" w:name="_Toc243988540"/>
       <w:r>
-        <w:lastRenderedPageBreak/>
         <w:t>Diagrama de casos de uso</w:t>
       </w:r>
       <w:bookmarkEnd w:id="19"/>
@@ -13480,7 +13475,7 @@
         <w:pStyle w:val="Descripcin"/>
         <w:keepNext/>
       </w:pPr>
-      <w:bookmarkStart w:id="20" w:name="_Toc242892483"/>
+      <w:bookmarkStart w:id="20" w:name="_Toc243988559"/>
       <w:r>
         <w:t xml:space="preserve">Ilustración </w:t>
       </w:r>
@@ -13516,7 +13511,7 @@
           <w:numId w:val="20"/>
         </w:numPr>
       </w:pPr>
-      <w:bookmarkStart w:id="21" w:name="_Toc242892465"/>
+      <w:bookmarkStart w:id="21" w:name="_Toc243988541"/>
       <w:r>
         <w:t>Lista de casos de uso</w:t>
       </w:r>
@@ -13527,7 +13522,7 @@
         <w:pStyle w:val="Descripcin"/>
         <w:keepNext/>
       </w:pPr>
-      <w:bookmarkStart w:id="22" w:name="_Toc242892492"/>
+      <w:bookmarkStart w:id="22" w:name="_Toc243988568"/>
       <w:r>
         <w:t xml:space="preserve">Tabla </w:t>
       </w:r>
@@ -15150,7 +15145,7 @@
           <w:numId w:val="20"/>
         </w:numPr>
       </w:pPr>
-      <w:bookmarkStart w:id="23" w:name="_Toc242892466"/>
+      <w:bookmarkStart w:id="23" w:name="_Toc243988542"/>
       <w:r>
         <w:t>Criterios de modelado</w:t>
       </w:r>
@@ -15170,7 +15165,7 @@
         </w:numPr>
         <w:spacing w:before="240" w:line="240" w:lineRule="auto"/>
       </w:pPr>
-      <w:bookmarkStart w:id="24" w:name="_Toc242892467"/>
+      <w:bookmarkStart w:id="24" w:name="_Toc243988543"/>
       <w:r>
         <w:t>Respuesta estructurada y códigos</w:t>
       </w:r>
@@ -15178,6 +15173,7 @@
     </w:p>
     <w:p>
       <w:r>
+        <w:lastRenderedPageBreak/>
         <w:t>Todas las operaciones devuelven la misma estructura dentro del cuerpo SOAP, tanto en éxito como en error.</w:t>
       </w:r>
     </w:p>
@@ -15186,7 +15182,7 @@
         <w:pStyle w:val="Descripcin"/>
         <w:keepNext/>
       </w:pPr>
-      <w:bookmarkStart w:id="25" w:name="_Toc242892493"/>
+      <w:bookmarkStart w:id="25" w:name="_Toc243988569"/>
       <w:r>
         <w:t xml:space="preserve">Tabla </w:t>
       </w:r>
@@ -15573,7 +15569,6 @@
                 <w:sz w:val="22"/>
                 <w:szCs w:val="22"/>
               </w:rPr>
-              <w:lastRenderedPageBreak/>
               <w:t>resultado</w:t>
             </w:r>
           </w:p>
@@ -15801,7 +15796,7 @@
         <w:pStyle w:val="Descripcin"/>
         <w:keepNext/>
       </w:pPr>
-      <w:bookmarkStart w:id="26" w:name="_Toc242892494"/>
+      <w:bookmarkStart w:id="26" w:name="_Toc243988570"/>
       <w:r>
         <w:t xml:space="preserve">Tabla </w:t>
       </w:r>
@@ -16500,7 +16495,7 @@
         </w:numPr>
         <w:spacing w:before="240" w:line="240" w:lineRule="auto"/>
       </w:pPr>
-      <w:bookmarkStart w:id="27" w:name="_Toc242892468"/>
+      <w:bookmarkStart w:id="27" w:name="_Toc243988544"/>
       <w:r>
         <w:t>Especificación de casos de uso detallada</w:t>
       </w:r>
@@ -16515,7 +16510,7 @@
           <w:numId w:val="20"/>
         </w:numPr>
       </w:pPr>
-      <w:bookmarkStart w:id="28" w:name="_Toc242892469"/>
+      <w:bookmarkStart w:id="28" w:name="_Toc243988545"/>
       <w:r>
         <w:t>CU-01: Autenticarse</w:t>
       </w:r>
@@ -16526,7 +16521,7 @@
         <w:pStyle w:val="Descripcin"/>
         <w:keepNext/>
       </w:pPr>
-      <w:bookmarkStart w:id="29" w:name="_Toc242892495"/>
+      <w:bookmarkStart w:id="29" w:name="_Toc243988571"/>
       <w:r>
         <w:t xml:space="preserve">Tabla </w:t>
       </w:r>
@@ -17357,8 +17352,9 @@
         <w:pStyle w:val="Descripcin"/>
         <w:keepNext/>
       </w:pPr>
-      <w:bookmarkStart w:id="30" w:name="_Toc242892496"/>
+      <w:bookmarkStart w:id="30" w:name="_Toc243988572"/>
       <w:r>
+        <w:lastRenderedPageBreak/>
         <w:t xml:space="preserve">Tabla </w:t>
       </w:r>
       <w:r>
@@ -17720,7 +17716,6 @@
                 <w:sz w:val="22"/>
                 <w:szCs w:val="22"/>
               </w:rPr>
-              <w:lastRenderedPageBreak/>
               <w:t>4</w:t>
             </w:r>
           </w:p>
@@ -18069,7 +18064,7 @@
         <w:pStyle w:val="Descripcin"/>
         <w:keepNext/>
       </w:pPr>
-      <w:bookmarkStart w:id="31" w:name="_Toc242892497"/>
+      <w:bookmarkStart w:id="31" w:name="_Toc243988573"/>
       <w:r>
         <w:t xml:space="preserve">Tabla </w:t>
       </w:r>
@@ -18365,7 +18360,7 @@
           <w:numId w:val="20"/>
         </w:numPr>
       </w:pPr>
-      <w:bookmarkStart w:id="32" w:name="_Toc242892470"/>
+      <w:bookmarkStart w:id="32" w:name="_Toc243988546"/>
       <w:r>
         <w:t>CU-02: Consultar catálogo</w:t>
       </w:r>
@@ -18376,7 +18371,7 @@
         <w:pStyle w:val="Descripcin"/>
         <w:keepNext/>
       </w:pPr>
-      <w:bookmarkStart w:id="33" w:name="_Toc242892498"/>
+      <w:bookmarkStart w:id="33" w:name="_Toc243988574"/>
       <w:r>
         <w:t xml:space="preserve">Tabla </w:t>
       </w:r>
@@ -19167,7 +19162,7 @@
         <w:pStyle w:val="Descripcin"/>
         <w:keepNext/>
       </w:pPr>
-      <w:bookmarkStart w:id="34" w:name="_Toc242892499"/>
+      <w:bookmarkStart w:id="34" w:name="_Toc243988575"/>
       <w:r>
         <w:t xml:space="preserve">Tabla </w:t>
       </w:r>
@@ -19385,6 +19380,7 @@
                 <w:sz w:val="22"/>
                 <w:szCs w:val="22"/>
               </w:rPr>
+              <w:lastRenderedPageBreak/>
               <w:t>2</w:t>
             </w:r>
           </w:p>
@@ -19603,7 +19599,6 @@
                 <w:sz w:val="22"/>
                 <w:szCs w:val="22"/>
               </w:rPr>
-              <w:lastRenderedPageBreak/>
               <w:t>5</w:t>
             </w:r>
           </w:p>
@@ -19807,7 +19802,7 @@
         <w:pStyle w:val="Descripcin"/>
         <w:keepNext/>
       </w:pPr>
-      <w:bookmarkStart w:id="35" w:name="_Toc242892500"/>
+      <w:bookmarkStart w:id="35" w:name="_Toc243988576"/>
       <w:r>
         <w:t xml:space="preserve">Tabla </w:t>
       </w:r>
@@ -20103,7 +20098,7 @@
           <w:numId w:val="20"/>
         </w:numPr>
       </w:pPr>
-      <w:bookmarkStart w:id="36" w:name="_Toc242892471"/>
+      <w:bookmarkStart w:id="36" w:name="_Toc243988547"/>
       <w:r>
         <w:t>CU-03: Consultar unidades por categoría</w:t>
       </w:r>
@@ -20114,7 +20109,7 @@
         <w:pStyle w:val="Descripcin"/>
         <w:keepNext/>
       </w:pPr>
-      <w:bookmarkStart w:id="37" w:name="_Toc242892501"/>
+      <w:bookmarkStart w:id="37" w:name="_Toc243988577"/>
       <w:r>
         <w:t xml:space="preserve">Tabla </w:t>
       </w:r>
@@ -20945,7 +20940,7 @@
         <w:pStyle w:val="Descripcin"/>
         <w:keepNext/>
       </w:pPr>
-      <w:bookmarkStart w:id="38" w:name="_Toc242892502"/>
+      <w:bookmarkStart w:id="38" w:name="_Toc243988578"/>
       <w:r>
         <w:t xml:space="preserve">Tabla </w:t>
       </w:r>
@@ -21381,6 +21376,7 @@
                 <w:sz w:val="22"/>
                 <w:szCs w:val="22"/>
               </w:rPr>
+              <w:lastRenderedPageBreak/>
               <w:t>5</w:t>
             </w:r>
           </w:p>
@@ -21526,7 +21522,6 @@
                 <w:sz w:val="22"/>
                 <w:szCs w:val="22"/>
               </w:rPr>
-              <w:lastRenderedPageBreak/>
               <w:t>7</w:t>
             </w:r>
           </w:p>
@@ -21585,7 +21580,7 @@
         <w:pStyle w:val="Descripcin"/>
         <w:keepNext/>
       </w:pPr>
-      <w:bookmarkStart w:id="39" w:name="_Toc242892503"/>
+      <w:bookmarkStart w:id="39" w:name="_Toc243988579"/>
       <w:r>
         <w:t xml:space="preserve">Tabla </w:t>
       </w:r>
@@ -21861,7 +21856,7 @@
           <w:numId w:val="20"/>
         </w:numPr>
       </w:pPr>
-      <w:bookmarkStart w:id="40" w:name="_Toc242892472"/>
+      <w:bookmarkStart w:id="40" w:name="_Toc243988548"/>
       <w:r>
         <w:t>CU-04: Realizar conversión</w:t>
       </w:r>
@@ -21872,7 +21867,7 @@
         <w:pStyle w:val="Descripcin"/>
         <w:keepNext/>
       </w:pPr>
-      <w:bookmarkStart w:id="41" w:name="_Toc242892504"/>
+      <w:bookmarkStart w:id="41" w:name="_Toc243988580"/>
       <w:r>
         <w:t xml:space="preserve">Tabla </w:t>
       </w:r>
@@ -22763,7 +22758,7 @@
         <w:pStyle w:val="Descripcin"/>
         <w:keepNext/>
       </w:pPr>
-      <w:bookmarkStart w:id="42" w:name="_Toc242892505"/>
+      <w:bookmarkStart w:id="42" w:name="_Toc243988581"/>
       <w:r>
         <w:t xml:space="preserve">Tabla </w:t>
       </w:r>
@@ -23054,6 +23049,7 @@
                 <w:sz w:val="22"/>
                 <w:szCs w:val="22"/>
               </w:rPr>
+              <w:lastRenderedPageBreak/>
               <w:t>3</w:t>
             </w:r>
           </w:p>
@@ -23199,7 +23195,6 @@
                 <w:sz w:val="22"/>
                 <w:szCs w:val="22"/>
               </w:rPr>
-              <w:lastRenderedPageBreak/>
               <w:t>5</w:t>
             </w:r>
           </w:p>
@@ -23475,7 +23470,7 @@
         <w:pStyle w:val="Descripcin"/>
         <w:keepNext/>
       </w:pPr>
-      <w:bookmarkStart w:id="43" w:name="_Toc242892506"/>
+      <w:bookmarkStart w:id="43" w:name="_Toc243988582"/>
       <w:r>
         <w:t xml:space="preserve">Tabla </w:t>
       </w:r>
@@ -23807,7 +23802,7 @@
         <w:pStyle w:val="Descripcin"/>
         <w:keepNext/>
       </w:pPr>
-      <w:bookmarkStart w:id="44" w:name="_Toc242892507"/>
+      <w:bookmarkStart w:id="44" w:name="_Toc243988583"/>
       <w:r>
         <w:t xml:space="preserve">Tabla </w:t>
       </w:r>
@@ -24083,7 +24078,7 @@
           <w:numId w:val="20"/>
         </w:numPr>
       </w:pPr>
-      <w:bookmarkStart w:id="45" w:name="_Toc242892473"/>
+      <w:bookmarkStart w:id="45" w:name="_Toc243988549"/>
       <w:r>
         <w:t>CU-05: Validar token</w:t>
       </w:r>
@@ -24094,7 +24089,7 @@
         <w:pStyle w:val="Descripcin"/>
         <w:keepNext/>
       </w:pPr>
-      <w:bookmarkStart w:id="46" w:name="_Toc242892508"/>
+      <w:bookmarkStart w:id="46" w:name="_Toc243988584"/>
       <w:r>
         <w:t xml:space="preserve">Tabla </w:t>
       </w:r>
@@ -24547,6 +24542,7 @@
                 <w:sz w:val="22"/>
                 <w:szCs w:val="22"/>
               </w:rPr>
+              <w:lastRenderedPageBreak/>
               <w:t>Autor(es)</w:t>
             </w:r>
           </w:p>
@@ -24769,7 +24765,6 @@
                 <w:sz w:val="22"/>
                 <w:szCs w:val="22"/>
               </w:rPr>
-              <w:lastRenderedPageBreak/>
               <w:t>Precondiciones</w:t>
             </w:r>
           </w:p>
@@ -24906,7 +24901,7 @@
         <w:pStyle w:val="Descripcin"/>
         <w:keepNext/>
       </w:pPr>
-      <w:bookmarkStart w:id="47" w:name="_Toc242892509"/>
+      <w:bookmarkStart w:id="47" w:name="_Toc243988585"/>
       <w:r>
         <w:t xml:space="preserve">Tabla </w:t>
       </w:r>
@@ -25400,7 +25395,7 @@
         <w:pStyle w:val="Descripcin"/>
         <w:keepNext/>
       </w:pPr>
-      <w:bookmarkStart w:id="48" w:name="_Toc242892510"/>
+      <w:bookmarkStart w:id="48" w:name="_Toc243988586"/>
       <w:r>
         <w:t xml:space="preserve">Tabla </w:t>
       </w:r>
@@ -25696,7 +25691,7 @@
           <w:numId w:val="20"/>
         </w:numPr>
       </w:pPr>
-      <w:bookmarkStart w:id="49" w:name="_Toc242892474"/>
+      <w:bookmarkStart w:id="49" w:name="_Toc243988550"/>
       <w:r>
         <w:t>CU-06: Validar datos de conversión</w:t>
       </w:r>
@@ -25707,7 +25702,7 @@
         <w:pStyle w:val="Descripcin"/>
         <w:keepNext/>
       </w:pPr>
-      <w:bookmarkStart w:id="50" w:name="_Toc242892511"/>
+      <w:bookmarkStart w:id="50" w:name="_Toc243988587"/>
       <w:r>
         <w:t xml:space="preserve">Tabla </w:t>
       </w:r>
@@ -26538,8 +26533,9 @@
         <w:pStyle w:val="Descripcin"/>
         <w:keepNext/>
       </w:pPr>
-      <w:bookmarkStart w:id="51" w:name="_Toc242892512"/>
+      <w:bookmarkStart w:id="51" w:name="_Toc243988588"/>
       <w:r>
+        <w:lastRenderedPageBreak/>
         <w:t xml:space="preserve">Tabla </w:t>
       </w:r>
       <w:r>
@@ -26756,7 +26752,6 @@
                 <w:sz w:val="22"/>
                 <w:szCs w:val="22"/>
               </w:rPr>
-              <w:lastRenderedPageBreak/>
               <w:t>2</w:t>
             </w:r>
           </w:p>
@@ -27105,7 +27100,7 @@
         <w:pStyle w:val="Descripcin"/>
         <w:keepNext/>
       </w:pPr>
-      <w:bookmarkStart w:id="52" w:name="_Toc242892513"/>
+      <w:bookmarkStart w:id="52" w:name="_Toc243988589"/>
       <w:r>
         <w:t xml:space="preserve">Tabla </w:t>
       </w:r>
@@ -27421,7 +27416,7 @@
           <w:numId w:val="20"/>
         </w:numPr>
       </w:pPr>
-      <w:bookmarkStart w:id="53" w:name="_Toc242892475"/>
+      <w:bookmarkStart w:id="53" w:name="_Toc243988551"/>
       <w:r>
         <w:t>CU-07: Generar respuesta estructurada</w:t>
       </w:r>
@@ -27432,7 +27427,7 @@
         <w:pStyle w:val="Descripcin"/>
         <w:keepNext/>
       </w:pPr>
-      <w:bookmarkStart w:id="54" w:name="_Toc242892514"/>
+      <w:bookmarkStart w:id="54" w:name="_Toc243988590"/>
       <w:r>
         <w:t xml:space="preserve">Tabla </w:t>
       </w:r>
@@ -28223,7 +28218,7 @@
         <w:pStyle w:val="Descripcin"/>
         <w:keepNext/>
       </w:pPr>
-      <w:bookmarkStart w:id="55" w:name="_Toc242892515"/>
+      <w:bookmarkStart w:id="55" w:name="_Toc243988591"/>
       <w:r>
         <w:t xml:space="preserve">Tabla </w:t>
       </w:r>
@@ -28586,6 +28581,7 @@
                 <w:sz w:val="22"/>
                 <w:szCs w:val="22"/>
               </w:rPr>
+              <w:lastRenderedPageBreak/>
               <w:t>4</w:t>
             </w:r>
           </w:p>
@@ -28644,9 +28640,8 @@
         <w:pStyle w:val="Descripcin"/>
         <w:keepNext/>
       </w:pPr>
-      <w:bookmarkStart w:id="56" w:name="_Toc242892516"/>
+      <w:bookmarkStart w:id="56" w:name="_Toc243988592"/>
       <w:r>
-        <w:lastRenderedPageBreak/>
         <w:t xml:space="preserve">Tabla </w:t>
       </w:r>
       <w:r>
@@ -28921,7 +28916,7 @@
           <w:numId w:val="20"/>
         </w:numPr>
       </w:pPr>
-      <w:bookmarkStart w:id="57" w:name="_Toc242892476"/>
+      <w:bookmarkStart w:id="57" w:name="_Toc243988552"/>
       <w:r>
         <w:t>CU-08: Token inválido</w:t>
       </w:r>
@@ -28932,7 +28927,7 @@
         <w:pStyle w:val="Descripcin"/>
         <w:keepNext/>
       </w:pPr>
-      <w:bookmarkStart w:id="58" w:name="_Toc242892517"/>
+      <w:bookmarkStart w:id="58" w:name="_Toc243988593"/>
       <w:r>
         <w:t xml:space="preserve">Tabla </w:t>
       </w:r>
@@ -29703,7 +29698,7 @@
         <w:pStyle w:val="Descripcin"/>
         <w:keepNext/>
       </w:pPr>
-      <w:bookmarkStart w:id="59" w:name="_Toc242892518"/>
+      <w:bookmarkStart w:id="59" w:name="_Toc243988594"/>
       <w:r>
         <w:t xml:space="preserve">Tabla </w:t>
       </w:r>
@@ -30124,7 +30119,7 @@
         <w:pStyle w:val="Descripcin"/>
         <w:keepNext/>
       </w:pPr>
-      <w:bookmarkStart w:id="60" w:name="_Toc242892519"/>
+      <w:bookmarkStart w:id="60" w:name="_Toc243988595"/>
       <w:r>
         <w:t xml:space="preserve">Tabla </w:t>
       </w:r>
@@ -30400,8 +30395,9 @@
           <w:numId w:val="20"/>
         </w:numPr>
       </w:pPr>
-      <w:bookmarkStart w:id="61" w:name="_Toc242892477"/>
+      <w:bookmarkStart w:id="61" w:name="_Toc243988553"/>
       <w:r>
+        <w:lastRenderedPageBreak/>
         <w:t>CU-09: Sesión expirada</w:t>
       </w:r>
       <w:bookmarkEnd w:id="61"/>
@@ -30411,7 +30407,7 @@
         <w:pStyle w:val="Descripcin"/>
         <w:keepNext/>
       </w:pPr>
-      <w:bookmarkStart w:id="62" w:name="_Toc242892520"/>
+      <w:bookmarkStart w:id="62" w:name="_Toc243988596"/>
       <w:r>
         <w:t xml:space="preserve">Tabla </w:t>
       </w:r>
@@ -30642,7 +30638,6 @@
                 <w:sz w:val="22"/>
                 <w:szCs w:val="22"/>
               </w:rPr>
-              <w:lastRenderedPageBreak/>
               <w:t>Descripción</w:t>
             </w:r>
           </w:p>
@@ -31183,7 +31178,7 @@
         <w:pStyle w:val="Descripcin"/>
         <w:keepNext/>
       </w:pPr>
-      <w:bookmarkStart w:id="63" w:name="_Toc242892521"/>
+      <w:bookmarkStart w:id="63" w:name="_Toc243988597"/>
       <w:r>
         <w:t xml:space="preserve">Tabla </w:t>
       </w:r>
@@ -31604,7 +31599,7 @@
         <w:pStyle w:val="Descripcin"/>
         <w:keepNext/>
       </w:pPr>
-      <w:bookmarkStart w:id="64" w:name="_Toc242892522"/>
+      <w:bookmarkStart w:id="64" w:name="_Toc243988598"/>
       <w:r>
         <w:t xml:space="preserve">Tabla </w:t>
       </w:r>
@@ -31880,7 +31875,7 @@
           <w:numId w:val="20"/>
         </w:numPr>
       </w:pPr>
-      <w:bookmarkStart w:id="65" w:name="_Toc242892478"/>
+      <w:bookmarkStart w:id="65" w:name="_Toc243988554"/>
       <w:r>
         <w:t>CU-10: Unidad no soportada</w:t>
       </w:r>
@@ -31891,7 +31886,7 @@
         <w:pStyle w:val="Descripcin"/>
         <w:keepNext/>
       </w:pPr>
-      <w:bookmarkStart w:id="66" w:name="_Toc242892523"/>
+      <w:bookmarkStart w:id="66" w:name="_Toc243988599"/>
       <w:r>
         <w:t xml:space="preserve">Tabla </w:t>
       </w:r>
@@ -32621,6 +32616,7 @@
                 <w:sz w:val="22"/>
                 <w:szCs w:val="22"/>
               </w:rPr>
+              <w:lastRenderedPageBreak/>
               <w:t>Postcondiciones</w:t>
             </w:r>
           </w:p>
@@ -32662,9 +32658,8 @@
         <w:pStyle w:val="Descripcin"/>
         <w:keepNext/>
       </w:pPr>
-      <w:bookmarkStart w:id="67" w:name="_Toc242892524"/>
+      <w:bookmarkStart w:id="67" w:name="_Toc243988600"/>
       <w:r>
-        <w:lastRenderedPageBreak/>
         <w:t xml:space="preserve">Tabla </w:t>
       </w:r>
       <w:r>
@@ -33084,7 +33079,7 @@
         <w:pStyle w:val="Descripcin"/>
         <w:keepNext/>
       </w:pPr>
-      <w:bookmarkStart w:id="68" w:name="_Toc242892525"/>
+      <w:bookmarkStart w:id="68" w:name="_Toc243988601"/>
       <w:r>
         <w:t xml:space="preserve">Tabla </w:t>
       </w:r>
@@ -33360,7 +33355,7 @@
           <w:numId w:val="20"/>
         </w:numPr>
       </w:pPr>
-      <w:bookmarkStart w:id="69" w:name="_Toc242892479"/>
+      <w:bookmarkStart w:id="69" w:name="_Toc243988555"/>
       <w:r>
         <w:t>CU-11: Datos inconsistentes</w:t>
       </w:r>
@@ -33371,7 +33366,7 @@
         <w:pStyle w:val="Descripcin"/>
         <w:keepNext/>
       </w:pPr>
-      <w:bookmarkStart w:id="70" w:name="_Toc242892526"/>
+      <w:bookmarkStart w:id="70" w:name="_Toc243988602"/>
       <w:r>
         <w:t xml:space="preserve">Tabla </w:t>
       </w:r>
@@ -34162,7 +34157,7 @@
         <w:pStyle w:val="Descripcin"/>
         <w:keepNext/>
       </w:pPr>
-      <w:bookmarkStart w:id="71" w:name="_Toc242892527"/>
+      <w:bookmarkStart w:id="71" w:name="_Toc243988603"/>
       <w:r>
         <w:t xml:space="preserve">Tabla </w:t>
       </w:r>
@@ -34583,7 +34578,7 @@
         <w:pStyle w:val="Descripcin"/>
         <w:keepNext/>
       </w:pPr>
-      <w:bookmarkStart w:id="72" w:name="_Toc242892528"/>
+      <w:bookmarkStart w:id="72" w:name="_Toc243988604"/>
       <w:r>
         <w:t xml:space="preserve">Tabla </w:t>
       </w:r>
@@ -34758,7 +34753,6 @@
                 <w:sz w:val="22"/>
                 <w:szCs w:val="22"/>
               </w:rPr>
-              <w:lastRenderedPageBreak/>
               <w:t>Casos de uso incluidos</w:t>
             </w:r>
           </w:p>
@@ -34856,7 +34850,7 @@
         <w:pStyle w:val="Ttulo1"/>
         <w:spacing w:before="240" w:line="240" w:lineRule="auto"/>
       </w:pPr>
-      <w:bookmarkStart w:id="73" w:name="_Toc242892480"/>
+      <w:bookmarkStart w:id="73" w:name="_Toc243988556"/>
       <w:r>
         <w:t>Recomendaciones</w:t>
       </w:r>
@@ -34871,7 +34865,7 @@
         </w:numPr>
       </w:pPr>
       <w:r>
-        <w:t>Confirmar con el tutor si el alcance incluye las categorías volumen, tiempo y área y las conversiones de divisas, antes de implementar el servidor.</w:t>
+        <w:t>Confirmar con el tutor si el alcance incluye las categorías volumen, tiempo y área, antes de implementar el servidor.</w:t>
       </w:r>
     </w:p>
     <w:p>
@@ -34891,7 +34885,7 @@
         <w:pStyle w:val="Ttulo1"/>
         <w:spacing w:before="240" w:line="240" w:lineRule="auto"/>
       </w:pPr>
-      <w:bookmarkStart w:id="74" w:name="_Toc242892481"/>
+      <w:bookmarkStart w:id="74" w:name="_Toc243988557"/>
       <w:r>
         <w:t>Conclusiones</w:t>
       </w:r>
@@ -34926,7 +34920,7 @@
         <w:pStyle w:val="Ttulo1"/>
         <w:spacing w:before="240" w:line="240" w:lineRule="auto"/>
       </w:pPr>
-      <w:bookmarkStart w:id="75" w:name="_Toc242892482"/>
+      <w:bookmarkStart w:id="75" w:name="_Toc243988558"/>
       <w:r>
         <w:t>Bibliografía</w:t>
       </w:r>
@@ -34957,6 +34951,7 @@
       </w:r>
     </w:p>
     <w:sectPr>
+      <w:type w:val="continuous"/>
       <w:pgSz w:w="11910" w:h="16840"/>
       <w:pgMar w:top="740" w:right="1320" w:bottom="1180" w:left="1160" w:header="0" w:footer="996" w:gutter="0"/>
       <w:pgBorders w:offsetFrom="page">
@@ -34966,6 +34961,7 @@
         <w:right w:val="twistedLines1" w:sz="15" w:space="24" w:color="auto"/>
       </w:pgBorders>
       <w:cols w:space="720"/>
+      <w:docGrid w:linePitch="326"/>
     </w:sectPr>
   </w:body>
 </w:document>
